--- a/storage/app/templates/JO.docx
+++ b/storage/app/templates/JO.docx
@@ -1,6 +1,6 @@
 
 <file path=word/document.xml><?xml version="1.0" encoding="utf-8"?>
-<w:document xmlns:wpc="http://schemas.microsoft.com/office/word/2010/wordprocessingCanvas" xmlns:cx="http://schemas.microsoft.com/office/drawing/2014/chartex" xmlns:cx1="http://schemas.microsoft.com/office/drawing/2015/9/8/chartex" xmlns:cx2="http://schemas.microsoft.com/office/drawing/2015/10/21/chartex" xmlns:cx3="http://schemas.microsoft.com/office/drawing/2016/5/9/chartex" xmlns:cx4="http://schemas.microsoft.com/office/drawing/2016/5/10/chartex" xmlns:cx5="http://schemas.microsoft.com/office/drawing/2016/5/11/chartex" xmlns:cx6="http://schemas.microsoft.com/office/drawing/2016/5/12/chartex" xmlns:cx7="http://schemas.microsoft.com/office/drawing/2016/5/13/chartex" xmlns:cx8="http://schemas.microsoft.com/office/drawing/2016/5/14/chartex" xmlns:mc="http://schemas.openxmlformats.org/markup-compatibility/2006" xmlns:aink="http://schemas.microsoft.com/office/drawing/2016/ink" xmlns:am3d="http://schemas.microsoft.com/office/drawing/2017/model3d" xmlns:o="urn:schemas-microsoft-com:office:office" xmlns:r="http://schemas.openxmlformats.org/officeDocument/2006/relationships" xmlns:m="http://schemas.openxmlformats.org/officeDocument/2006/math" xmlns:v="urn:schemas-microsoft-com:vml" xmlns:wp14="http://schemas.microsoft.com/office/word/2010/wordprocessingDrawing" xmlns:wp="http://schemas.openxmlformats.org/drawingml/2006/wordprocessingDrawing" xmlns:w10="urn:schemas-microsoft-com:office:word" xmlns:w="http://schemas.openxmlformats.org/wordprocessingml/2006/main" xmlns:w14="http://schemas.microsoft.com/office/word/2010/wordml" xmlns:w15="http://schemas.microsoft.com/office/word/2012/wordml" xmlns:w16cid="http://schemas.microsoft.com/office/word/2016/wordml/cid" xmlns:w16se="http://schemas.microsoft.com/office/word/2015/wordml/symex" xmlns:wpg="http://schemas.microsoft.com/office/word/2010/wordprocessingGroup" xmlns:wpi="http://schemas.microsoft.com/office/word/2010/wordprocessingInk" xmlns:wne="http://schemas.microsoft.com/office/word/2006/wordml" xmlns:wps="http://schemas.microsoft.com/office/word/2010/wordprocessingShape" mc:Ignorable="w14 w15 w16se w16cid wp14">
+<w:document xmlns:wpc="http://schemas.microsoft.com/office/word/2010/wordprocessingCanvas" xmlns:cx="http://schemas.microsoft.com/office/drawing/2014/chartex" xmlns:cx1="http://schemas.microsoft.com/office/drawing/2015/9/8/chartex" xmlns:cx2="http://schemas.microsoft.com/office/drawing/2015/10/21/chartex" xmlns:cx3="http://schemas.microsoft.com/office/drawing/2016/5/9/chartex" xmlns:cx4="http://schemas.microsoft.com/office/drawing/2016/5/10/chartex" xmlns:cx5="http://schemas.microsoft.com/office/drawing/2016/5/11/chartex" xmlns:cx6="http://schemas.microsoft.com/office/drawing/2016/5/12/chartex" xmlns:cx7="http://schemas.microsoft.com/office/drawing/2016/5/13/chartex" xmlns:cx8="http://schemas.microsoft.com/office/drawing/2016/5/14/chartex" xmlns:mc="http://schemas.openxmlformats.org/markup-compatibility/2006" xmlns:aink="http://schemas.microsoft.com/office/drawing/2016/ink" xmlns:am3d="http://schemas.microsoft.com/office/drawing/2017/model3d" xmlns:o="urn:schemas-microsoft-com:office:office" xmlns:oel="http://schemas.microsoft.com/office/2019/extlst" xmlns:r="http://schemas.openxmlformats.org/officeDocument/2006/relationships" xmlns:m="http://schemas.openxmlformats.org/officeDocument/2006/math" xmlns:v="urn:schemas-microsoft-com:vml" xmlns:wp14="http://schemas.microsoft.com/office/word/2010/wordprocessingDrawing" xmlns:wp="http://schemas.openxmlformats.org/drawingml/2006/wordprocessingDrawing" xmlns:w10="urn:schemas-microsoft-com:office:word" xmlns:w="http://schemas.openxmlformats.org/wordprocessingml/2006/main" xmlns:w14="http://schemas.microsoft.com/office/word/2010/wordml" xmlns:w15="http://schemas.microsoft.com/office/word/2012/wordml" xmlns:w16cex="http://schemas.microsoft.com/office/word/2018/wordml/cex" xmlns:w16cid="http://schemas.microsoft.com/office/word/2016/wordml/cid" xmlns:w16="http://schemas.microsoft.com/office/word/2018/wordml" xmlns:w16du="http://schemas.microsoft.com/office/word/2023/wordml/word16du" xmlns:w16sdtdh="http://schemas.microsoft.com/office/word/2020/wordml/sdtdatahash" xmlns:w16sdtfl="http://schemas.microsoft.com/office/word/2024/wordml/sdtformatlock" xmlns:w16se="http://schemas.microsoft.com/office/word/2015/wordml/symex" xmlns:wpg="http://schemas.microsoft.com/office/word/2010/wordprocessingGroup" xmlns:wpi="http://schemas.microsoft.com/office/word/2010/wordprocessingInk" xmlns:wne="http://schemas.microsoft.com/office/word/2006/wordml" xmlns:wps="http://schemas.microsoft.com/office/word/2010/wordprocessingShape" mc:Ignorable="w14 w15 w16se w16cid w16 w16cex w16sdtdh w16sdtfl w16du wp14">
   <w:body>
     <w:p>
       <w:pPr>
@@ -413,18 +413,18 @@
         <mc:AlternateContent>
           <mc:Choice Requires="wps">
             <w:drawing>
-              <wp:anchor distT="0" distB="0" distL="0" distR="0" simplePos="0" relativeHeight="251656192" behindDoc="1" locked="0" layoutInCell="1" allowOverlap="1">
+              <wp:anchor distT="0" distB="0" distL="0" distR="0" simplePos="0" relativeHeight="251657216" behindDoc="1" locked="0" layoutInCell="1" allowOverlap="1" wp14:anchorId="7098F2D7" wp14:editId="405CA8E5">
                 <wp:simplePos x="0" y="0"/>
                 <wp:positionH relativeFrom="page">
-                  <wp:posOffset>356425</wp:posOffset>
+                  <wp:posOffset>3956050</wp:posOffset>
                 </wp:positionH>
                 <wp:positionV relativeFrom="paragraph">
-                  <wp:posOffset>69400</wp:posOffset>
+                  <wp:posOffset>67310</wp:posOffset>
                 </wp:positionV>
-                <wp:extent cx="3175635" cy="5767705"/>
+                <wp:extent cx="3175635" cy="5861050"/>
                 <wp:effectExtent l="0" t="0" r="0" b="0"/>
                 <wp:wrapTopAndBottom/>
-                <wp:docPr id="7" name="Textbox 7"/>
+                <wp:docPr id="8" name="Textbox 8"/>
                 <wp:cNvGraphicFramePr>
                   <a:graphicFrameLocks xmlns:a="http://schemas.openxmlformats.org/drawingml/2006/main"/>
                 </wp:cNvGraphicFramePr>
@@ -437,7 +437,7 @@
                       <wps:spPr>
                         <a:xfrm>
                           <a:off x="0" y="0"/>
-                          <a:ext cx="3175635" cy="5767705"/>
+                          <a:ext cx="3175635" cy="5861050"/>
                         </a:xfrm>
                         <a:prstGeom prst="rect">
                           <a:avLst/>
@@ -491,7 +491,8 @@
                                     <w:rPr>
                                       <w:rFonts w:ascii="Arial"/>
                                       <w:b/>
-                                      <w:sz w:val="12"/>
+                                      <w:sz w:val="10"/>
+                                      <w:szCs w:val="20"/>
                                     </w:rPr>
                                   </w:pPr>
                                   <w:r>
@@ -499,7 +500,8 @@
                                       <w:rFonts w:ascii="Arial"/>
                                       <w:b/>
                                       <w:spacing w:val="-5"/>
-                                      <w:sz w:val="12"/>
+                                      <w:sz w:val="10"/>
+                                      <w:szCs w:val="20"/>
                                     </w:rPr>
                                     <w:t>DAY</w:t>
                                   </w:r>
@@ -517,14 +519,16 @@
                                     <w:rPr>
                                       <w:rFonts w:ascii="Arial"/>
                                       <w:b/>
-                                      <w:sz w:val="12"/>
+                                      <w:sz w:val="10"/>
+                                      <w:szCs w:val="20"/>
                                     </w:rPr>
                                   </w:pPr>
                                   <w:r>
                                     <w:rPr>
                                       <w:rFonts w:ascii="Arial"/>
                                       <w:b/>
-                                      <w:sz w:val="12"/>
+                                      <w:sz w:val="10"/>
+                                      <w:szCs w:val="20"/>
                                     </w:rPr>
                                     <w:t xml:space="preserve">CHECK </w:t>
                                   </w:r>
@@ -533,7 +537,8 @@
                                       <w:rFonts w:ascii="Arial"/>
                                       <w:b/>
                                       <w:spacing w:val="-5"/>
-                                      <w:sz w:val="12"/>
+                                      <w:sz w:val="10"/>
+                                      <w:szCs w:val="20"/>
                                     </w:rPr>
                                     <w:t>IN</w:t>
                                   </w:r>
@@ -551,14 +556,16 @@
                                     <w:rPr>
                                       <w:rFonts w:ascii="Arial"/>
                                       <w:b/>
-                                      <w:sz w:val="12"/>
+                                      <w:sz w:val="10"/>
+                                      <w:szCs w:val="20"/>
                                     </w:rPr>
                                   </w:pPr>
                                   <w:r>
                                     <w:rPr>
                                       <w:rFonts w:ascii="Arial"/>
                                       <w:b/>
-                                      <w:sz w:val="12"/>
+                                      <w:sz w:val="10"/>
+                                      <w:szCs w:val="20"/>
                                     </w:rPr>
                                     <w:t xml:space="preserve">BREAK </w:t>
                                   </w:r>
@@ -567,7 +574,8 @@
                                       <w:rFonts w:ascii="Arial"/>
                                       <w:b/>
                                       <w:spacing w:val="-5"/>
-                                      <w:sz w:val="12"/>
+                                      <w:sz w:val="10"/>
+                                      <w:szCs w:val="20"/>
                                     </w:rPr>
                                     <w:t>OUT</w:t>
                                   </w:r>
@@ -585,14 +593,16 @@
                                     <w:rPr>
                                       <w:rFonts w:ascii="Arial"/>
                                       <w:b/>
-                                      <w:sz w:val="12"/>
+                                      <w:sz w:val="10"/>
+                                      <w:szCs w:val="20"/>
                                     </w:rPr>
                                   </w:pPr>
                                   <w:r>
                                     <w:rPr>
                                       <w:rFonts w:ascii="Arial"/>
                                       <w:b/>
-                                      <w:sz w:val="12"/>
+                                      <w:sz w:val="10"/>
+                                      <w:szCs w:val="20"/>
                                     </w:rPr>
                                     <w:t xml:space="preserve">BREAK </w:t>
                                   </w:r>
@@ -601,7 +611,8 @@
                                       <w:rFonts w:ascii="Arial"/>
                                       <w:b/>
                                       <w:spacing w:val="-5"/>
-                                      <w:sz w:val="12"/>
+                                      <w:sz w:val="10"/>
+                                      <w:szCs w:val="20"/>
                                     </w:rPr>
                                     <w:t>IN</w:t>
                                   </w:r>
@@ -619,39 +630,26 @@
                                     <w:rPr>
                                       <w:rFonts w:ascii="Arial"/>
                                       <w:b/>
-                                      <w:sz w:val="12"/>
+                                      <w:sz w:val="10"/>
+                                      <w:szCs w:val="20"/>
                                     </w:rPr>
                                   </w:pPr>
                                   <w:r>
                                     <w:rPr>
                                       <w:rFonts w:ascii="Arial"/>
                                       <w:b/>
-                                      <w:sz w:val="12"/>
-                                    </w:rPr>
-                                    <w:t>CHE</w:t>
+                                      <w:sz w:val="10"/>
+                                      <w:szCs w:val="20"/>
+                                    </w:rPr>
+                                    <w:t xml:space="preserve">CHECK </w:t>
                                   </w:r>
                                   <w:r>
                                     <w:rPr>
                                       <w:rFonts w:ascii="Arial"/>
                                       <w:b/>
-                                      <w:sz w:val="12"/>
-                                    </w:rPr>
-                                    <w:t>C</w:t>
-                                  </w:r>
-                                  <w:r>
-                                    <w:rPr>
-                                      <w:rFonts w:ascii="Arial"/>
-                                      <w:b/>
-                                      <w:sz w:val="12"/>
-                                    </w:rPr>
-                                    <w:t xml:space="preserve">K </w:t>
-                                  </w:r>
-                                  <w:r>
-                                    <w:rPr>
-                                      <w:rFonts w:ascii="Arial"/>
-                                      <w:b/>
                                       <w:spacing w:val="-5"/>
-                                      <w:sz w:val="12"/>
+                                      <w:sz w:val="10"/>
+                                      <w:szCs w:val="20"/>
                                     </w:rPr>
                                     <w:t>OUT</w:t>
                                   </w:r>
@@ -669,7 +667,8 @@
                                     <w:rPr>
                                       <w:rFonts w:ascii="Arial"/>
                                       <w:b/>
-                                      <w:sz w:val="12"/>
+                                      <w:sz w:val="10"/>
+                                      <w:szCs w:val="20"/>
                                     </w:rPr>
                                   </w:pPr>
                                   <w:r>
@@ -677,7 +676,8 @@
                                       <w:rFonts w:ascii="Arial"/>
                                       <w:b/>
                                       <w:spacing w:val="-4"/>
-                                      <w:sz w:val="12"/>
+                                      <w:sz w:val="10"/>
+                                      <w:szCs w:val="20"/>
                                     </w:rPr>
                                     <w:t>LATE</w:t>
                                   </w:r>
@@ -695,7 +695,8 @@
                                     <w:rPr>
                                       <w:rFonts w:ascii="Arial"/>
                                       <w:b/>
-                                      <w:sz w:val="12"/>
+                                      <w:sz w:val="10"/>
+                                      <w:szCs w:val="20"/>
                                     </w:rPr>
                                   </w:pPr>
                                   <w:r>
@@ -703,7 +704,8 @@
                                       <w:rFonts w:ascii="Arial"/>
                                       <w:b/>
                                       <w:spacing w:val="-2"/>
-                                      <w:sz w:val="12"/>
+                                      <w:sz w:val="10"/>
+                                      <w:szCs w:val="20"/>
                                     </w:rPr>
                                     <w:t>UNDERTIME</w:t>
                                   </w:r>
@@ -725,16 +727,17 @@
                                     <w:rPr>
                                       <w:rFonts w:ascii="Times New Roman" w:eastAsia="Times New Roman" w:hAnsi="Times New Roman" w:cs="Times New Roman"/>
                                       <w:b/>
-                                      <w:sz w:val="16"/>
+                                      <w:sz w:val="14"/>
+                                      <w:szCs w:val="20"/>
                                     </w:rPr>
                                   </w:pPr>
-                                  <w:bookmarkStart w:id="0" w:name="_GoBack" w:colFirst="1" w:colLast="7"/>
                                   <w:r>
                                     <w:rPr>
                                       <w:b/>
-                                      <w:sz w:val="16"/>
-                                    </w:rPr>
-                                    <w:t>${row1}</w:t>
+                                      <w:sz w:val="14"/>
+                                      <w:szCs w:val="20"/>
+                                    </w:rPr>
+                                    <w:t>${row2}</w:t>
                                   </w:r>
                                 </w:p>
                               </w:tc>
@@ -748,15 +751,17 @@
                                     <w:jc w:val="center"/>
                                     <w:rPr>
                                       <w:b/>
-                                      <w:sz w:val="16"/>
+                                      <w:sz w:val="14"/>
+                                      <w:szCs w:val="20"/>
                                     </w:rPr>
                                   </w:pPr>
                                   <w:r>
                                     <w:rPr>
                                       <w:b/>
-                                      <w:sz w:val="16"/>
-                                    </w:rPr>
-                                    <w:t>${d1}</w:t>
+                                      <w:sz w:val="14"/>
+                                      <w:szCs w:val="20"/>
+                                    </w:rPr>
+                                    <w:t>${d2}</w:t>
                                   </w:r>
                                 </w:p>
                               </w:tc>
@@ -770,15 +775,17 @@
                                     <w:jc w:val="center"/>
                                     <w:rPr>
                                       <w:b/>
-                                      <w:sz w:val="16"/>
+                                      <w:sz w:val="14"/>
+                                      <w:szCs w:val="20"/>
                                     </w:rPr>
                                   </w:pPr>
                                   <w:r>
                                     <w:rPr>
                                       <w:b/>
-                                      <w:sz w:val="16"/>
-                                    </w:rPr>
-                                    <w:t>${in1}</w:t>
+                                      <w:sz w:val="14"/>
+                                      <w:szCs w:val="20"/>
+                                    </w:rPr>
+                                    <w:t>${in2}</w:t>
                                   </w:r>
                                 </w:p>
                               </w:tc>
@@ -792,15 +799,17 @@
                                     <w:jc w:val="center"/>
                                     <w:rPr>
                                       <w:b/>
-                                      <w:sz w:val="16"/>
+                                      <w:sz w:val="14"/>
+                                      <w:szCs w:val="20"/>
                                     </w:rPr>
                                   </w:pPr>
                                   <w:r>
                                     <w:rPr>
                                       <w:b/>
-                                      <w:sz w:val="16"/>
-                                    </w:rPr>
-                                    <w:t>${bout1}</w:t>
+                                      <w:sz w:val="14"/>
+                                      <w:szCs w:val="20"/>
+                                    </w:rPr>
+                                    <w:t>${bout2}</w:t>
                                   </w:r>
                                 </w:p>
                               </w:tc>
@@ -814,15 +823,17 @@
                                     <w:jc w:val="center"/>
                                     <w:rPr>
                                       <w:b/>
-                                      <w:sz w:val="16"/>
+                                      <w:sz w:val="14"/>
+                                      <w:szCs w:val="20"/>
                                     </w:rPr>
                                   </w:pPr>
                                   <w:r>
                                     <w:rPr>
                                       <w:b/>
-                                      <w:sz w:val="16"/>
-                                    </w:rPr>
-                                    <w:t>${bin1}</w:t>
+                                      <w:sz w:val="14"/>
+                                      <w:szCs w:val="20"/>
+                                    </w:rPr>
+                                    <w:t>${bin2}</w:t>
                                   </w:r>
                                 </w:p>
                               </w:tc>
@@ -836,15 +847,17 @@
                                     <w:jc w:val="center"/>
                                     <w:rPr>
                                       <w:b/>
-                                      <w:sz w:val="16"/>
+                                      <w:sz w:val="14"/>
+                                      <w:szCs w:val="20"/>
                                     </w:rPr>
                                   </w:pPr>
                                   <w:r>
                                     <w:rPr>
                                       <w:b/>
-                                      <w:sz w:val="16"/>
-                                    </w:rPr>
-                                    <w:t>${out1}</w:t>
+                                      <w:sz w:val="14"/>
+                                      <w:szCs w:val="20"/>
+                                    </w:rPr>
+                                    <w:t>${out2}</w:t>
                                   </w:r>
                                 </w:p>
                               </w:tc>
@@ -854,28 +867,22 @@
                                 </w:tcPr>
                                 <w:p>
                                   <w:pPr>
+                                    <w:pStyle w:val="TableParagraph"/>
                                     <w:jc w:val="center"/>
+                                    <w:rPr>
+                                      <w:rFonts w:ascii="Arial" w:hAnsi="Arial" w:cs="Arial"/>
+                                      <w:sz w:val="10"/>
+                                      <w:szCs w:val="16"/>
+                                    </w:rPr>
                                   </w:pPr>
                                   <w:r>
                                     <w:rPr>
-                                      <w:b/>
-                                      <w:sz w:val="16"/>
-                                    </w:rPr>
-                                    <w:t>${</w:t>
-                                  </w:r>
-                                  <w:r>
-                                    <w:rPr>
-                                      <w:b/>
-                                      <w:sz w:val="16"/>
-                                    </w:rPr>
-                                    <w:t>late</w:t>
-                                  </w:r>
-                                  <w:r>
-                                    <w:rPr>
-                                      <w:b/>
-                                      <w:sz w:val="16"/>
-                                    </w:rPr>
-                                    <w:t>1}</w:t>
+                                      <w:rFonts w:ascii="Arial" w:hAnsi="Arial" w:cs="Arial"/>
+                                      <w:b/>
+                                      <w:sz w:val="10"/>
+                                      <w:szCs w:val="16"/>
+                                    </w:rPr>
+                                    <w:t>${late2}</w:t>
                                   </w:r>
                                 </w:p>
                               </w:tc>
@@ -885,40 +892,44 @@
                                 </w:tcPr>
                                 <w:p>
                                   <w:pPr>
+                                    <w:pStyle w:val="TableParagraph"/>
                                     <w:jc w:val="center"/>
+                                    <w:rPr>
+                                      <w:rFonts w:ascii="Arial" w:hAnsi="Arial" w:cs="Arial"/>
+                                      <w:sz w:val="10"/>
+                                      <w:szCs w:val="16"/>
+                                    </w:rPr>
                                   </w:pPr>
                                   <w:r>
                                     <w:rPr>
-                                      <w:b/>
-                                      <w:sz w:val="16"/>
-                                    </w:rPr>
-                                    <w:t>${</w:t>
+                                      <w:rFonts w:ascii="Arial" w:hAnsi="Arial" w:cs="Arial"/>
+                                      <w:b/>
+                                      <w:sz w:val="10"/>
+                                      <w:szCs w:val="16"/>
+                                    </w:rPr>
+                                    <w:t>$</w:t>
                                   </w:r>
                                   <w:r>
                                     <w:rPr>
-                                      <w:b/>
-                                      <w:sz w:val="16"/>
-                                    </w:rPr>
-                                    <w:t>under</w:t>
+                                      <w:rFonts w:ascii="Arial" w:hAnsi="Arial" w:cs="Arial"/>
+                                      <w:b/>
+                                      <w:sz w:val="10"/>
+                                      <w:szCs w:val="16"/>
+                                    </w:rPr>
+                                    <w:t>{under</w:t>
                                   </w:r>
                                   <w:r>
                                     <w:rPr>
-                                      <w:b/>
-                                      <w:sz w:val="16"/>
-                                    </w:rPr>
-                                    <w:t>1</w:t>
-                                  </w:r>
-                                  <w:r>
-                                    <w:rPr>
-                                      <w:b/>
-                                      <w:sz w:val="16"/>
-                                    </w:rPr>
-                                    <w:t>}</w:t>
+                                      <w:rFonts w:ascii="Arial" w:hAnsi="Arial" w:cs="Arial"/>
+                                      <w:b/>
+                                      <w:sz w:val="10"/>
+                                      <w:szCs w:val="16"/>
+                                    </w:rPr>
+                                    <w:t>2}</w:t>
                                   </w:r>
                                 </w:p>
                               </w:tc>
                             </w:tr>
-                            <w:bookmarkEnd w:id="0"/>
                           </w:tbl>
                           <w:p>
                             <w:pPr>
@@ -933,16 +944,19 @@
                     </wps:wsp>
                   </a:graphicData>
                 </a:graphic>
+                <wp14:sizeRelV relativeFrom="margin">
+                  <wp14:pctHeight>0</wp14:pctHeight>
+                </wp14:sizeRelV>
               </wp:anchor>
             </w:drawing>
           </mc:Choice>
           <mc:Fallback>
             <w:pict>
-              <v:shapetype id="_x0000_t202" coordsize="21600,21600" o:spt="202" path="m,l,21600r21600,l21600,xe">
+              <v:shapetype w14:anchorId="7098F2D7" id="_x0000_t202" coordsize="21600,21600" o:spt="202" path="m,l,21600r21600,l21600,xe">
                 <v:stroke joinstyle="miter"/>
                 <v:path gradientshapeok="t" o:connecttype="rect"/>
               </v:shapetype>
-              <v:shape id="Textbox 7" o:spid="_x0000_s1026" type="#_x0000_t202" style="position:absolute;margin-left:28.05pt;margin-top:5.45pt;width:250.05pt;height:454.15pt;z-index:-251660288;visibility:visible;mso-wrap-style:square;mso-wrap-distance-left:0;mso-wrap-distance-top:0;mso-wrap-distance-right:0;mso-wrap-distance-bottom:0;mso-position-horizontal:absolute;mso-position-horizontal-relative:page;mso-position-vertical:absolute;mso-position-vertical-relative:text;v-text-anchor:top" o:gfxdata="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" filled="f" stroked="f">
+              <v:shape id="Textbox 8" o:spid="_x0000_s1026" type="#_x0000_t202" style="position:absolute;margin-left:311.5pt;margin-top:5.3pt;width:250.05pt;height:461.5pt;z-index:-251659264;visibility:visible;mso-wrap-style:square;mso-height-percent:0;mso-wrap-distance-left:0;mso-wrap-distance-top:0;mso-wrap-distance-right:0;mso-wrap-distance-bottom:0;mso-position-horizontal:absolute;mso-position-horizontal-relative:page;mso-position-vertical:absolute;mso-position-vertical-relative:text;mso-height-percent:0;mso-height-relative:margin;v-text-anchor:top" o:gfxdata="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" filled="f" stroked="f">
                 <v:textbox inset="0,0,0,0">
                   <w:txbxContent>
                     <w:tbl>
@@ -991,7 +1005,8 @@
                               <w:rPr>
                                 <w:rFonts w:ascii="Arial"/>
                                 <w:b/>
-                                <w:sz w:val="12"/>
+                                <w:sz w:val="10"/>
+                                <w:szCs w:val="20"/>
                               </w:rPr>
                             </w:pPr>
                             <w:r>
@@ -999,7 +1014,8 @@
                                 <w:rFonts w:ascii="Arial"/>
                                 <w:b/>
                                 <w:spacing w:val="-5"/>
-                                <w:sz w:val="12"/>
+                                <w:sz w:val="10"/>
+                                <w:szCs w:val="20"/>
                               </w:rPr>
                               <w:t>DAY</w:t>
                             </w:r>
@@ -1017,14 +1033,16 @@
                               <w:rPr>
                                 <w:rFonts w:ascii="Arial"/>
                                 <w:b/>
-                                <w:sz w:val="12"/>
+                                <w:sz w:val="10"/>
+                                <w:szCs w:val="20"/>
                               </w:rPr>
                             </w:pPr>
                             <w:r>
                               <w:rPr>
                                 <w:rFonts w:ascii="Arial"/>
                                 <w:b/>
-                                <w:sz w:val="12"/>
+                                <w:sz w:val="10"/>
+                                <w:szCs w:val="20"/>
                               </w:rPr>
                               <w:t xml:space="preserve">CHECK </w:t>
                             </w:r>
@@ -1033,7 +1051,8 @@
                                 <w:rFonts w:ascii="Arial"/>
                                 <w:b/>
                                 <w:spacing w:val="-5"/>
-                                <w:sz w:val="12"/>
+                                <w:sz w:val="10"/>
+                                <w:szCs w:val="20"/>
                               </w:rPr>
                               <w:t>IN</w:t>
                             </w:r>
@@ -1051,14 +1070,16 @@
                               <w:rPr>
                                 <w:rFonts w:ascii="Arial"/>
                                 <w:b/>
-                                <w:sz w:val="12"/>
+                                <w:sz w:val="10"/>
+                                <w:szCs w:val="20"/>
                               </w:rPr>
                             </w:pPr>
                             <w:r>
                               <w:rPr>
                                 <w:rFonts w:ascii="Arial"/>
                                 <w:b/>
-                                <w:sz w:val="12"/>
+                                <w:sz w:val="10"/>
+                                <w:szCs w:val="20"/>
                               </w:rPr>
                               <w:t xml:space="preserve">BREAK </w:t>
                             </w:r>
@@ -1067,7 +1088,8 @@
                                 <w:rFonts w:ascii="Arial"/>
                                 <w:b/>
                                 <w:spacing w:val="-5"/>
-                                <w:sz w:val="12"/>
+                                <w:sz w:val="10"/>
+                                <w:szCs w:val="20"/>
                               </w:rPr>
                               <w:t>OUT</w:t>
                             </w:r>
@@ -1085,14 +1107,16 @@
                               <w:rPr>
                                 <w:rFonts w:ascii="Arial"/>
                                 <w:b/>
-                                <w:sz w:val="12"/>
+                                <w:sz w:val="10"/>
+                                <w:szCs w:val="20"/>
                               </w:rPr>
                             </w:pPr>
                             <w:r>
                               <w:rPr>
                                 <w:rFonts w:ascii="Arial"/>
                                 <w:b/>
-                                <w:sz w:val="12"/>
+                                <w:sz w:val="10"/>
+                                <w:szCs w:val="20"/>
                               </w:rPr>
                               <w:t xml:space="preserve">BREAK </w:t>
                             </w:r>
@@ -1101,7 +1125,8 @@
                                 <w:rFonts w:ascii="Arial"/>
                                 <w:b/>
                                 <w:spacing w:val="-5"/>
-                                <w:sz w:val="12"/>
+                                <w:sz w:val="10"/>
+                                <w:szCs w:val="20"/>
                               </w:rPr>
                               <w:t>IN</w:t>
                             </w:r>
@@ -1119,39 +1144,26 @@
                               <w:rPr>
                                 <w:rFonts w:ascii="Arial"/>
                                 <w:b/>
-                                <w:sz w:val="12"/>
+                                <w:sz w:val="10"/>
+                                <w:szCs w:val="20"/>
                               </w:rPr>
                             </w:pPr>
                             <w:r>
                               <w:rPr>
                                 <w:rFonts w:ascii="Arial"/>
                                 <w:b/>
-                                <w:sz w:val="12"/>
-                              </w:rPr>
-                              <w:t>CHE</w:t>
+                                <w:sz w:val="10"/>
+                                <w:szCs w:val="20"/>
+                              </w:rPr>
+                              <w:t xml:space="preserve">CHECK </w:t>
                             </w:r>
                             <w:r>
                               <w:rPr>
                                 <w:rFonts w:ascii="Arial"/>
                                 <w:b/>
-                                <w:sz w:val="12"/>
-                              </w:rPr>
-                              <w:t>C</w:t>
-                            </w:r>
-                            <w:r>
-                              <w:rPr>
-                                <w:rFonts w:ascii="Arial"/>
-                                <w:b/>
-                                <w:sz w:val="12"/>
-                              </w:rPr>
-                              <w:t xml:space="preserve">K </w:t>
-                            </w:r>
-                            <w:r>
-                              <w:rPr>
-                                <w:rFonts w:ascii="Arial"/>
-                                <w:b/>
                                 <w:spacing w:val="-5"/>
-                                <w:sz w:val="12"/>
+                                <w:sz w:val="10"/>
+                                <w:szCs w:val="20"/>
                               </w:rPr>
                               <w:t>OUT</w:t>
                             </w:r>
@@ -1169,7 +1181,8 @@
                               <w:rPr>
                                 <w:rFonts w:ascii="Arial"/>
                                 <w:b/>
-                                <w:sz w:val="12"/>
+                                <w:sz w:val="10"/>
+                                <w:szCs w:val="20"/>
                               </w:rPr>
                             </w:pPr>
                             <w:r>
@@ -1177,7 +1190,8 @@
                                 <w:rFonts w:ascii="Arial"/>
                                 <w:b/>
                                 <w:spacing w:val="-4"/>
-                                <w:sz w:val="12"/>
+                                <w:sz w:val="10"/>
+                                <w:szCs w:val="20"/>
                               </w:rPr>
                               <w:t>LATE</w:t>
                             </w:r>
@@ -1195,7 +1209,8 @@
                               <w:rPr>
                                 <w:rFonts w:ascii="Arial"/>
                                 <w:b/>
-                                <w:sz w:val="12"/>
+                                <w:sz w:val="10"/>
+                                <w:szCs w:val="20"/>
                               </w:rPr>
                             </w:pPr>
                             <w:r>
@@ -1203,7 +1218,8 @@
                                 <w:rFonts w:ascii="Arial"/>
                                 <w:b/>
                                 <w:spacing w:val="-2"/>
-                                <w:sz w:val="12"/>
+                                <w:sz w:val="10"/>
+                                <w:szCs w:val="20"/>
                               </w:rPr>
                               <w:t>UNDERTIME</w:t>
                             </w:r>
@@ -1225,16 +1241,17 @@
                               <w:rPr>
                                 <w:rFonts w:ascii="Times New Roman" w:eastAsia="Times New Roman" w:hAnsi="Times New Roman" w:cs="Times New Roman"/>
                                 <w:b/>
-                                <w:sz w:val="16"/>
+                                <w:sz w:val="14"/>
+                                <w:szCs w:val="20"/>
                               </w:rPr>
                             </w:pPr>
-                            <w:bookmarkStart w:id="1" w:name="_GoBack" w:colFirst="1" w:colLast="7"/>
                             <w:r>
                               <w:rPr>
                                 <w:b/>
-                                <w:sz w:val="16"/>
-                              </w:rPr>
-                              <w:t>${row1}</w:t>
+                                <w:sz w:val="14"/>
+                                <w:szCs w:val="20"/>
+                              </w:rPr>
+                              <w:t>${row2}</w:t>
                             </w:r>
                           </w:p>
                         </w:tc>
@@ -1248,15 +1265,17 @@
                               <w:jc w:val="center"/>
                               <w:rPr>
                                 <w:b/>
-                                <w:sz w:val="16"/>
+                                <w:sz w:val="14"/>
+                                <w:szCs w:val="20"/>
                               </w:rPr>
                             </w:pPr>
                             <w:r>
                               <w:rPr>
                                 <w:b/>
-                                <w:sz w:val="16"/>
-                              </w:rPr>
-                              <w:t>${d1}</w:t>
+                                <w:sz w:val="14"/>
+                                <w:szCs w:val="20"/>
+                              </w:rPr>
+                              <w:t>${d2}</w:t>
                             </w:r>
                           </w:p>
                         </w:tc>
@@ -1270,15 +1289,17 @@
                               <w:jc w:val="center"/>
                               <w:rPr>
                                 <w:b/>
-                                <w:sz w:val="16"/>
+                                <w:sz w:val="14"/>
+                                <w:szCs w:val="20"/>
                               </w:rPr>
                             </w:pPr>
                             <w:r>
                               <w:rPr>
                                 <w:b/>
-                                <w:sz w:val="16"/>
-                              </w:rPr>
-                              <w:t>${in1}</w:t>
+                                <w:sz w:val="14"/>
+                                <w:szCs w:val="20"/>
+                              </w:rPr>
+                              <w:t>${in2}</w:t>
                             </w:r>
                           </w:p>
                         </w:tc>
@@ -1292,15 +1313,17 @@
                               <w:jc w:val="center"/>
                               <w:rPr>
                                 <w:b/>
-                                <w:sz w:val="16"/>
+                                <w:sz w:val="14"/>
+                                <w:szCs w:val="20"/>
                               </w:rPr>
                             </w:pPr>
                             <w:r>
                               <w:rPr>
                                 <w:b/>
-                                <w:sz w:val="16"/>
-                              </w:rPr>
-                              <w:t>${bout1}</w:t>
+                                <w:sz w:val="14"/>
+                                <w:szCs w:val="20"/>
+                              </w:rPr>
+                              <w:t>${bout2}</w:t>
                             </w:r>
                           </w:p>
                         </w:tc>
@@ -1314,15 +1337,17 @@
                               <w:jc w:val="center"/>
                               <w:rPr>
                                 <w:b/>
-                                <w:sz w:val="16"/>
+                                <w:sz w:val="14"/>
+                                <w:szCs w:val="20"/>
                               </w:rPr>
                             </w:pPr>
                             <w:r>
                               <w:rPr>
                                 <w:b/>
-                                <w:sz w:val="16"/>
-                              </w:rPr>
-                              <w:t>${bin1}</w:t>
+                                <w:sz w:val="14"/>
+                                <w:szCs w:val="20"/>
+                              </w:rPr>
+                              <w:t>${bin2}</w:t>
                             </w:r>
                           </w:p>
                         </w:tc>
@@ -1336,15 +1361,17 @@
                               <w:jc w:val="center"/>
                               <w:rPr>
                                 <w:b/>
-                                <w:sz w:val="16"/>
+                                <w:sz w:val="14"/>
+                                <w:szCs w:val="20"/>
                               </w:rPr>
                             </w:pPr>
                             <w:r>
                               <w:rPr>
                                 <w:b/>
-                                <w:sz w:val="16"/>
-                              </w:rPr>
-                              <w:t>${out1}</w:t>
+                                <w:sz w:val="14"/>
+                                <w:szCs w:val="20"/>
+                              </w:rPr>
+                              <w:t>${out2}</w:t>
                             </w:r>
                           </w:p>
                         </w:tc>
@@ -1354,28 +1381,22 @@
                           </w:tcPr>
                           <w:p>
                             <w:pPr>
+                              <w:pStyle w:val="TableParagraph"/>
                               <w:jc w:val="center"/>
+                              <w:rPr>
+                                <w:rFonts w:ascii="Arial" w:hAnsi="Arial" w:cs="Arial"/>
+                                <w:sz w:val="10"/>
+                                <w:szCs w:val="16"/>
+                              </w:rPr>
                             </w:pPr>
                             <w:r>
                               <w:rPr>
-                                <w:b/>
-                                <w:sz w:val="16"/>
-                              </w:rPr>
-                              <w:t>${</w:t>
-                            </w:r>
-                            <w:r>
-                              <w:rPr>
-                                <w:b/>
-                                <w:sz w:val="16"/>
-                              </w:rPr>
-                              <w:t>late</w:t>
-                            </w:r>
-                            <w:r>
-                              <w:rPr>
-                                <w:b/>
-                                <w:sz w:val="16"/>
-                              </w:rPr>
-                              <w:t>1}</w:t>
+                                <w:rFonts w:ascii="Arial" w:hAnsi="Arial" w:cs="Arial"/>
+                                <w:b/>
+                                <w:sz w:val="10"/>
+                                <w:szCs w:val="16"/>
+                              </w:rPr>
+                              <w:t>${late2}</w:t>
                             </w:r>
                           </w:p>
                         </w:tc>
@@ -1385,40 +1406,44 @@
                           </w:tcPr>
                           <w:p>
                             <w:pPr>
+                              <w:pStyle w:val="TableParagraph"/>
                               <w:jc w:val="center"/>
+                              <w:rPr>
+                                <w:rFonts w:ascii="Arial" w:hAnsi="Arial" w:cs="Arial"/>
+                                <w:sz w:val="10"/>
+                                <w:szCs w:val="16"/>
+                              </w:rPr>
                             </w:pPr>
                             <w:r>
                               <w:rPr>
-                                <w:b/>
-                                <w:sz w:val="16"/>
-                              </w:rPr>
-                              <w:t>${</w:t>
+                                <w:rFonts w:ascii="Arial" w:hAnsi="Arial" w:cs="Arial"/>
+                                <w:b/>
+                                <w:sz w:val="10"/>
+                                <w:szCs w:val="16"/>
+                              </w:rPr>
+                              <w:t>$</w:t>
                             </w:r>
                             <w:r>
                               <w:rPr>
-                                <w:b/>
-                                <w:sz w:val="16"/>
-                              </w:rPr>
-                              <w:t>under</w:t>
+                                <w:rFonts w:ascii="Arial" w:hAnsi="Arial" w:cs="Arial"/>
+                                <w:b/>
+                                <w:sz w:val="10"/>
+                                <w:szCs w:val="16"/>
+                              </w:rPr>
+                              <w:t>{under</w:t>
                             </w:r>
                             <w:r>
                               <w:rPr>
-                                <w:b/>
-                                <w:sz w:val="16"/>
-                              </w:rPr>
-                              <w:t>1</w:t>
-                            </w:r>
-                            <w:r>
-                              <w:rPr>
-                                <w:b/>
-                                <w:sz w:val="16"/>
-                              </w:rPr>
-                              <w:t>}</w:t>
+                                <w:rFonts w:ascii="Arial" w:hAnsi="Arial" w:cs="Arial"/>
+                                <w:b/>
+                                <w:sz w:val="10"/>
+                                <w:szCs w:val="16"/>
+                              </w:rPr>
+                              <w:t>2}</w:t>
                             </w:r>
                           </w:p>
                         </w:tc>
                       </w:tr>
-                      <w:bookmarkEnd w:id="1"/>
                     </w:tbl>
                     <w:p>
                       <w:pPr>
@@ -1441,18 +1466,18 @@
         <mc:AlternateContent>
           <mc:Choice Requires="wps">
             <w:drawing>
-              <wp:anchor distT="0" distB="0" distL="0" distR="0" simplePos="0" relativeHeight="251657216" behindDoc="1" locked="0" layoutInCell="1" allowOverlap="1">
+              <wp:anchor distT="0" distB="0" distL="0" distR="0" simplePos="0" relativeHeight="251656192" behindDoc="1" locked="0" layoutInCell="1" allowOverlap="1" wp14:anchorId="0412860C" wp14:editId="62D419BF">
                 <wp:simplePos x="0" y="0"/>
                 <wp:positionH relativeFrom="page">
-                  <wp:posOffset>3956367</wp:posOffset>
+                  <wp:posOffset>355600</wp:posOffset>
                 </wp:positionH>
                 <wp:positionV relativeFrom="paragraph">
-                  <wp:posOffset>69400</wp:posOffset>
+                  <wp:posOffset>67310</wp:posOffset>
                 </wp:positionV>
-                <wp:extent cx="3175635" cy="5767705"/>
+                <wp:extent cx="3175635" cy="5867400"/>
                 <wp:effectExtent l="0" t="0" r="0" b="0"/>
                 <wp:wrapTopAndBottom/>
-                <wp:docPr id="8" name="Textbox 8"/>
+                <wp:docPr id="7" name="Textbox 7"/>
                 <wp:cNvGraphicFramePr>
                   <a:graphicFrameLocks xmlns:a="http://schemas.openxmlformats.org/drawingml/2006/main"/>
                 </wp:cNvGraphicFramePr>
@@ -1465,7 +1490,7 @@
                       <wps:spPr>
                         <a:xfrm>
                           <a:off x="0" y="0"/>
-                          <a:ext cx="3175635" cy="5767705"/>
+                          <a:ext cx="3175635" cy="5867400"/>
                         </a:xfrm>
                         <a:prstGeom prst="rect">
                           <a:avLst/>
@@ -1519,7 +1544,8 @@
                                     <w:rPr>
                                       <w:rFonts w:ascii="Arial"/>
                                       <w:b/>
-                                      <w:sz w:val="12"/>
+                                      <w:sz w:val="10"/>
+                                      <w:szCs w:val="20"/>
                                     </w:rPr>
                                   </w:pPr>
                                   <w:r>
@@ -1527,7 +1553,8 @@
                                       <w:rFonts w:ascii="Arial"/>
                                       <w:b/>
                                       <w:spacing w:val="-5"/>
-                                      <w:sz w:val="12"/>
+                                      <w:sz w:val="10"/>
+                                      <w:szCs w:val="20"/>
                                     </w:rPr>
                                     <w:t>DAY</w:t>
                                   </w:r>
@@ -1545,14 +1572,16 @@
                                     <w:rPr>
                                       <w:rFonts w:ascii="Arial"/>
                                       <w:b/>
-                                      <w:sz w:val="12"/>
+                                      <w:sz w:val="10"/>
+                                      <w:szCs w:val="20"/>
                                     </w:rPr>
                                   </w:pPr>
                                   <w:r>
                                     <w:rPr>
                                       <w:rFonts w:ascii="Arial"/>
                                       <w:b/>
-                                      <w:sz w:val="12"/>
+                                      <w:sz w:val="10"/>
+                                      <w:szCs w:val="20"/>
                                     </w:rPr>
                                     <w:t xml:space="preserve">CHECK </w:t>
                                   </w:r>
@@ -1561,7 +1590,8 @@
                                       <w:rFonts w:ascii="Arial"/>
                                       <w:b/>
                                       <w:spacing w:val="-5"/>
-                                      <w:sz w:val="12"/>
+                                      <w:sz w:val="10"/>
+                                      <w:szCs w:val="20"/>
                                     </w:rPr>
                                     <w:t>IN</w:t>
                                   </w:r>
@@ -1579,14 +1609,16 @@
                                     <w:rPr>
                                       <w:rFonts w:ascii="Arial"/>
                                       <w:b/>
-                                      <w:sz w:val="12"/>
+                                      <w:sz w:val="10"/>
+                                      <w:szCs w:val="20"/>
                                     </w:rPr>
                                   </w:pPr>
                                   <w:r>
                                     <w:rPr>
                                       <w:rFonts w:ascii="Arial"/>
                                       <w:b/>
-                                      <w:sz w:val="12"/>
+                                      <w:sz w:val="10"/>
+                                      <w:szCs w:val="20"/>
                                     </w:rPr>
                                     <w:t xml:space="preserve">BREAK </w:t>
                                   </w:r>
@@ -1595,7 +1627,8 @@
                                       <w:rFonts w:ascii="Arial"/>
                                       <w:b/>
                                       <w:spacing w:val="-5"/>
-                                      <w:sz w:val="12"/>
+                                      <w:sz w:val="10"/>
+                                      <w:szCs w:val="20"/>
                                     </w:rPr>
                                     <w:t>OUT</w:t>
                                   </w:r>
@@ -1613,14 +1646,16 @@
                                     <w:rPr>
                                       <w:rFonts w:ascii="Arial"/>
                                       <w:b/>
-                                      <w:sz w:val="12"/>
+                                      <w:sz w:val="10"/>
+                                      <w:szCs w:val="20"/>
                                     </w:rPr>
                                   </w:pPr>
                                   <w:r>
                                     <w:rPr>
                                       <w:rFonts w:ascii="Arial"/>
                                       <w:b/>
-                                      <w:sz w:val="12"/>
+                                      <w:sz w:val="10"/>
+                                      <w:szCs w:val="20"/>
                                     </w:rPr>
                                     <w:t xml:space="preserve">BREAK </w:t>
                                   </w:r>
@@ -1629,7 +1664,8 @@
                                       <w:rFonts w:ascii="Arial"/>
                                       <w:b/>
                                       <w:spacing w:val="-5"/>
-                                      <w:sz w:val="12"/>
+                                      <w:sz w:val="10"/>
+                                      <w:szCs w:val="20"/>
                                     </w:rPr>
                                     <w:t>IN</w:t>
                                   </w:r>
@@ -1647,23 +1683,44 @@
                                     <w:rPr>
                                       <w:rFonts w:ascii="Arial"/>
                                       <w:b/>
-                                      <w:sz w:val="12"/>
+                                      <w:sz w:val="10"/>
+                                      <w:szCs w:val="20"/>
                                     </w:rPr>
                                   </w:pPr>
                                   <w:r>
                                     <w:rPr>
                                       <w:rFonts w:ascii="Arial"/>
                                       <w:b/>
-                                      <w:sz w:val="12"/>
-                                    </w:rPr>
-                                    <w:t xml:space="preserve">CHECK </w:t>
+                                      <w:sz w:val="10"/>
+                                      <w:szCs w:val="20"/>
+                                    </w:rPr>
+                                    <w:t>CHE</w:t>
                                   </w:r>
                                   <w:r>
                                     <w:rPr>
                                       <w:rFonts w:ascii="Arial"/>
                                       <w:b/>
+                                      <w:sz w:val="10"/>
+                                      <w:szCs w:val="20"/>
+                                    </w:rPr>
+                                    <w:t>C</w:t>
+                                  </w:r>
+                                  <w:r>
+                                    <w:rPr>
+                                      <w:rFonts w:ascii="Arial"/>
+                                      <w:b/>
+                                      <w:sz w:val="10"/>
+                                      <w:szCs w:val="20"/>
+                                    </w:rPr>
+                                    <w:t xml:space="preserve">K </w:t>
+                                  </w:r>
+                                  <w:r>
+                                    <w:rPr>
+                                      <w:rFonts w:ascii="Arial"/>
+                                      <w:b/>
                                       <w:spacing w:val="-5"/>
-                                      <w:sz w:val="12"/>
+                                      <w:sz w:val="10"/>
+                                      <w:szCs w:val="20"/>
                                     </w:rPr>
                                     <w:t>OUT</w:t>
                                   </w:r>
@@ -1681,7 +1738,8 @@
                                     <w:rPr>
                                       <w:rFonts w:ascii="Arial"/>
                                       <w:b/>
-                                      <w:sz w:val="12"/>
+                                      <w:sz w:val="10"/>
+                                      <w:szCs w:val="20"/>
                                     </w:rPr>
                                   </w:pPr>
                                   <w:r>
@@ -1689,7 +1747,8 @@
                                       <w:rFonts w:ascii="Arial"/>
                                       <w:b/>
                                       <w:spacing w:val="-4"/>
-                                      <w:sz w:val="12"/>
+                                      <w:sz w:val="10"/>
+                                      <w:szCs w:val="20"/>
                                     </w:rPr>
                                     <w:t>LATE</w:t>
                                   </w:r>
@@ -1707,7 +1766,8 @@
                                     <w:rPr>
                                       <w:rFonts w:ascii="Arial"/>
                                       <w:b/>
-                                      <w:sz w:val="12"/>
+                                      <w:sz w:val="10"/>
+                                      <w:szCs w:val="20"/>
                                     </w:rPr>
                                   </w:pPr>
                                   <w:r>
@@ -1715,7 +1775,8 @@
                                       <w:rFonts w:ascii="Arial"/>
                                       <w:b/>
                                       <w:spacing w:val="-2"/>
-                                      <w:sz w:val="12"/>
+                                      <w:sz w:val="10"/>
+                                      <w:szCs w:val="20"/>
                                     </w:rPr>
                                     <w:t>UNDERTIME</w:t>
                                   </w:r>
@@ -1737,29 +1798,17 @@
                                     <w:rPr>
                                       <w:rFonts w:ascii="Times New Roman" w:eastAsia="Times New Roman" w:hAnsi="Times New Roman" w:cs="Times New Roman"/>
                                       <w:b/>
-                                      <w:sz w:val="16"/>
+                                      <w:sz w:val="14"/>
+                                      <w:szCs w:val="20"/>
                                     </w:rPr>
                                   </w:pPr>
                                   <w:r>
                                     <w:rPr>
                                       <w:b/>
-                                      <w:sz w:val="16"/>
-                                    </w:rPr>
-                                    <w:t>${row</w:t>
-                                  </w:r>
-                                  <w:r>
-                                    <w:rPr>
-                                      <w:b/>
-                                      <w:sz w:val="16"/>
-                                    </w:rPr>
-                                    <w:t>2</w:t>
-                                  </w:r>
-                                  <w:r>
-                                    <w:rPr>
-                                      <w:b/>
-                                      <w:sz w:val="16"/>
-                                    </w:rPr>
-                                    <w:t>}</w:t>
+                                      <w:sz w:val="14"/>
+                                      <w:szCs w:val="20"/>
+                                    </w:rPr>
+                                    <w:t>${row1}</w:t>
                                   </w:r>
                                 </w:p>
                               </w:tc>
@@ -1773,15 +1822,17 @@
                                     <w:jc w:val="center"/>
                                     <w:rPr>
                                       <w:b/>
-                                      <w:sz w:val="16"/>
+                                      <w:sz w:val="14"/>
+                                      <w:szCs w:val="20"/>
                                     </w:rPr>
                                   </w:pPr>
                                   <w:r>
                                     <w:rPr>
                                       <w:b/>
-                                      <w:sz w:val="16"/>
-                                    </w:rPr>
-                                    <w:t>${d2}</w:t>
+                                      <w:sz w:val="14"/>
+                                      <w:szCs w:val="20"/>
+                                    </w:rPr>
+                                    <w:t>${d1}</w:t>
                                   </w:r>
                                 </w:p>
                               </w:tc>
@@ -1795,15 +1846,17 @@
                                     <w:jc w:val="center"/>
                                     <w:rPr>
                                       <w:b/>
-                                      <w:sz w:val="16"/>
+                                      <w:sz w:val="14"/>
+                                      <w:szCs w:val="20"/>
                                     </w:rPr>
                                   </w:pPr>
                                   <w:r>
                                     <w:rPr>
                                       <w:b/>
-                                      <w:sz w:val="16"/>
-                                    </w:rPr>
-                                    <w:t>${in2}</w:t>
+                                      <w:sz w:val="14"/>
+                                      <w:szCs w:val="20"/>
+                                    </w:rPr>
+                                    <w:t>${in1}</w:t>
                                   </w:r>
                                 </w:p>
                               </w:tc>
@@ -1817,15 +1870,17 @@
                                     <w:jc w:val="center"/>
                                     <w:rPr>
                                       <w:b/>
-                                      <w:sz w:val="16"/>
+                                      <w:sz w:val="14"/>
+                                      <w:szCs w:val="20"/>
                                     </w:rPr>
                                   </w:pPr>
                                   <w:r>
                                     <w:rPr>
                                       <w:b/>
-                                      <w:sz w:val="16"/>
-                                    </w:rPr>
-                                    <w:t>${bout2}</w:t>
+                                      <w:sz w:val="14"/>
+                                      <w:szCs w:val="20"/>
+                                    </w:rPr>
+                                    <w:t>${bout1}</w:t>
                                   </w:r>
                                 </w:p>
                               </w:tc>
@@ -1839,15 +1894,17 @@
                                     <w:jc w:val="center"/>
                                     <w:rPr>
                                       <w:b/>
-                                      <w:sz w:val="16"/>
+                                      <w:sz w:val="14"/>
+                                      <w:szCs w:val="20"/>
                                     </w:rPr>
                                   </w:pPr>
                                   <w:r>
                                     <w:rPr>
                                       <w:b/>
-                                      <w:sz w:val="16"/>
-                                    </w:rPr>
-                                    <w:t>${bin2}</w:t>
+                                      <w:sz w:val="14"/>
+                                      <w:szCs w:val="20"/>
+                                    </w:rPr>
+                                    <w:t>${bin1}</w:t>
                                   </w:r>
                                 </w:p>
                               </w:tc>
@@ -1861,15 +1918,17 @@
                                     <w:jc w:val="center"/>
                                     <w:rPr>
                                       <w:b/>
-                                      <w:sz w:val="16"/>
+                                      <w:sz w:val="14"/>
+                                      <w:szCs w:val="20"/>
                                     </w:rPr>
                                   </w:pPr>
                                   <w:r>
                                     <w:rPr>
                                       <w:b/>
-                                      <w:sz w:val="16"/>
-                                    </w:rPr>
-                                    <w:t>${out2}</w:t>
+                                      <w:sz w:val="14"/>
+                                      <w:szCs w:val="20"/>
+                                    </w:rPr>
+                                    <w:t>${out1}</w:t>
                                   </w:r>
                                 </w:p>
                               </w:tc>
@@ -1879,36 +1938,19 @@
                                 </w:tcPr>
                                 <w:p>
                                   <w:pPr>
-                                    <w:pStyle w:val="TableParagraph"/>
                                     <w:jc w:val="center"/>
                                     <w:rPr>
-                                      <w:rFonts w:ascii="Arial" w:hAnsi="Arial" w:cs="Arial"/>
-                                      <w:sz w:val="18"/>
+                                      <w:sz w:val="10"/>
+                                      <w:szCs w:val="16"/>
                                     </w:rPr>
                                   </w:pPr>
                                   <w:r>
                                     <w:rPr>
-                                      <w:rFonts w:ascii="Arial" w:hAnsi="Arial" w:cs="Arial"/>
-                                      <w:b/>
-                                      <w:sz w:val="16"/>
-                                    </w:rPr>
-                                    <w:t>${late</w:t>
-                                  </w:r>
-                                  <w:r>
-                                    <w:rPr>
-                                      <w:rFonts w:ascii="Arial" w:hAnsi="Arial" w:cs="Arial"/>
-                                      <w:b/>
-                                      <w:sz w:val="16"/>
-                                    </w:rPr>
-                                    <w:t>2</w:t>
-                                  </w:r>
-                                  <w:r>
-                                    <w:rPr>
-                                      <w:rFonts w:ascii="Arial" w:hAnsi="Arial" w:cs="Arial"/>
-                                      <w:b/>
-                                      <w:sz w:val="16"/>
-                                    </w:rPr>
-                                    <w:t>}</w:t>
+                                      <w:b/>
+                                      <w:sz w:val="10"/>
+                                      <w:szCs w:val="16"/>
+                                    </w:rPr>
+                                    <w:t>${late1}</w:t>
                                   </w:r>
                                 </w:p>
                               </w:tc>
@@ -1918,44 +1960,35 @@
                                 </w:tcPr>
                                 <w:p>
                                   <w:pPr>
-                                    <w:pStyle w:val="TableParagraph"/>
                                     <w:jc w:val="center"/>
                                     <w:rPr>
-                                      <w:rFonts w:ascii="Arial" w:hAnsi="Arial" w:cs="Arial"/>
-                                      <w:sz w:val="18"/>
+                                      <w:sz w:val="10"/>
+                                      <w:szCs w:val="16"/>
                                     </w:rPr>
                                   </w:pPr>
                                   <w:r>
                                     <w:rPr>
-                                      <w:rFonts w:ascii="Arial" w:hAnsi="Arial" w:cs="Arial"/>
-                                      <w:b/>
-                                      <w:sz w:val="16"/>
-                                    </w:rPr>
-                                    <w:t>$</w:t>
+                                      <w:b/>
+                                      <w:sz w:val="10"/>
+                                      <w:szCs w:val="16"/>
+                                    </w:rPr>
+                                    <w:t>${</w:t>
                                   </w:r>
                                   <w:r>
                                     <w:rPr>
-                                      <w:rFonts w:ascii="Arial" w:hAnsi="Arial" w:cs="Arial"/>
-                                      <w:b/>
-                                      <w:sz w:val="16"/>
-                                    </w:rPr>
-                                    <w:t>{under</w:t>
+                                      <w:b/>
+                                      <w:sz w:val="10"/>
+                                      <w:szCs w:val="16"/>
+                                    </w:rPr>
+                                    <w:t>under</w:t>
                                   </w:r>
                                   <w:r>
                                     <w:rPr>
-                                      <w:rFonts w:ascii="Arial" w:hAnsi="Arial" w:cs="Arial"/>
-                                      <w:b/>
-                                      <w:sz w:val="16"/>
-                                    </w:rPr>
-                                    <w:t>2</w:t>
-                                  </w:r>
-                                  <w:r>
-                                    <w:rPr>
-                                      <w:rFonts w:ascii="Arial" w:hAnsi="Arial" w:cs="Arial"/>
-                                      <w:b/>
-                                      <w:sz w:val="16"/>
-                                    </w:rPr>
-                                    <w:t>}</w:t>
+                                      <w:b/>
+                                      <w:sz w:val="10"/>
+                                      <w:szCs w:val="16"/>
+                                    </w:rPr>
+                                    <w:t>1}</w:t>
                                   </w:r>
                                 </w:p>
                               </w:tc>
@@ -1974,12 +2007,15 @@
                     </wps:wsp>
                   </a:graphicData>
                 </a:graphic>
+                <wp14:sizeRelV relativeFrom="margin">
+                  <wp14:pctHeight>0</wp14:pctHeight>
+                </wp14:sizeRelV>
               </wp:anchor>
             </w:drawing>
           </mc:Choice>
           <mc:Fallback>
             <w:pict>
-              <v:shape id="Textbox 8" o:spid="_x0000_s1027" type="#_x0000_t202" style="position:absolute;margin-left:311.5pt;margin-top:5.45pt;width:250.05pt;height:454.15pt;z-index:-251659264;visibility:visible;mso-wrap-style:square;mso-wrap-distance-left:0;mso-wrap-distance-top:0;mso-wrap-distance-right:0;mso-wrap-distance-bottom:0;mso-position-horizontal:absolute;mso-position-horizontal-relative:page;mso-position-vertical:absolute;mso-position-vertical-relative:text;v-text-anchor:top" o:gfxdata="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" filled="f" stroked="f">
+              <v:shape w14:anchorId="0412860C" id="Textbox 7" o:spid="_x0000_s1027" type="#_x0000_t202" style="position:absolute;margin-left:28pt;margin-top:5.3pt;width:250.05pt;height:462pt;z-index:-251660288;visibility:visible;mso-wrap-style:square;mso-height-percent:0;mso-wrap-distance-left:0;mso-wrap-distance-top:0;mso-wrap-distance-right:0;mso-wrap-distance-bottom:0;mso-position-horizontal:absolute;mso-position-horizontal-relative:page;mso-position-vertical:absolute;mso-position-vertical-relative:text;mso-height-percent:0;mso-height-relative:margin;v-text-anchor:top" o:gfxdata="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" filled="f" stroked="f">
                 <v:textbox inset="0,0,0,0">
                   <w:txbxContent>
                     <w:tbl>
@@ -2028,7 +2064,8 @@
                               <w:rPr>
                                 <w:rFonts w:ascii="Arial"/>
                                 <w:b/>
-                                <w:sz w:val="12"/>
+                                <w:sz w:val="10"/>
+                                <w:szCs w:val="20"/>
                               </w:rPr>
                             </w:pPr>
                             <w:r>
@@ -2036,7 +2073,8 @@
                                 <w:rFonts w:ascii="Arial"/>
                                 <w:b/>
                                 <w:spacing w:val="-5"/>
-                                <w:sz w:val="12"/>
+                                <w:sz w:val="10"/>
+                                <w:szCs w:val="20"/>
                               </w:rPr>
                               <w:t>DAY</w:t>
                             </w:r>
@@ -2054,14 +2092,16 @@
                               <w:rPr>
                                 <w:rFonts w:ascii="Arial"/>
                                 <w:b/>
-                                <w:sz w:val="12"/>
+                                <w:sz w:val="10"/>
+                                <w:szCs w:val="20"/>
                               </w:rPr>
                             </w:pPr>
                             <w:r>
                               <w:rPr>
                                 <w:rFonts w:ascii="Arial"/>
                                 <w:b/>
-                                <w:sz w:val="12"/>
+                                <w:sz w:val="10"/>
+                                <w:szCs w:val="20"/>
                               </w:rPr>
                               <w:t xml:space="preserve">CHECK </w:t>
                             </w:r>
@@ -2070,7 +2110,8 @@
                                 <w:rFonts w:ascii="Arial"/>
                                 <w:b/>
                                 <w:spacing w:val="-5"/>
-                                <w:sz w:val="12"/>
+                                <w:sz w:val="10"/>
+                                <w:szCs w:val="20"/>
                               </w:rPr>
                               <w:t>IN</w:t>
                             </w:r>
@@ -2088,14 +2129,16 @@
                               <w:rPr>
                                 <w:rFonts w:ascii="Arial"/>
                                 <w:b/>
-                                <w:sz w:val="12"/>
+                                <w:sz w:val="10"/>
+                                <w:szCs w:val="20"/>
                               </w:rPr>
                             </w:pPr>
                             <w:r>
                               <w:rPr>
                                 <w:rFonts w:ascii="Arial"/>
                                 <w:b/>
-                                <w:sz w:val="12"/>
+                                <w:sz w:val="10"/>
+                                <w:szCs w:val="20"/>
                               </w:rPr>
                               <w:t xml:space="preserve">BREAK </w:t>
                             </w:r>
@@ -2104,7 +2147,8 @@
                                 <w:rFonts w:ascii="Arial"/>
                                 <w:b/>
                                 <w:spacing w:val="-5"/>
-                                <w:sz w:val="12"/>
+                                <w:sz w:val="10"/>
+                                <w:szCs w:val="20"/>
                               </w:rPr>
                               <w:t>OUT</w:t>
                             </w:r>
@@ -2122,14 +2166,16 @@
                               <w:rPr>
                                 <w:rFonts w:ascii="Arial"/>
                                 <w:b/>
-                                <w:sz w:val="12"/>
+                                <w:sz w:val="10"/>
+                                <w:szCs w:val="20"/>
                               </w:rPr>
                             </w:pPr>
                             <w:r>
                               <w:rPr>
                                 <w:rFonts w:ascii="Arial"/>
                                 <w:b/>
-                                <w:sz w:val="12"/>
+                                <w:sz w:val="10"/>
+                                <w:szCs w:val="20"/>
                               </w:rPr>
                               <w:t xml:space="preserve">BREAK </w:t>
                             </w:r>
@@ -2138,7 +2184,8 @@
                                 <w:rFonts w:ascii="Arial"/>
                                 <w:b/>
                                 <w:spacing w:val="-5"/>
-                                <w:sz w:val="12"/>
+                                <w:sz w:val="10"/>
+                                <w:szCs w:val="20"/>
                               </w:rPr>
                               <w:t>IN</w:t>
                             </w:r>
@@ -2156,23 +2203,44 @@
                               <w:rPr>
                                 <w:rFonts w:ascii="Arial"/>
                                 <w:b/>
-                                <w:sz w:val="12"/>
+                                <w:sz w:val="10"/>
+                                <w:szCs w:val="20"/>
                               </w:rPr>
                             </w:pPr>
                             <w:r>
                               <w:rPr>
                                 <w:rFonts w:ascii="Arial"/>
                                 <w:b/>
-                                <w:sz w:val="12"/>
-                              </w:rPr>
-                              <w:t xml:space="preserve">CHECK </w:t>
+                                <w:sz w:val="10"/>
+                                <w:szCs w:val="20"/>
+                              </w:rPr>
+                              <w:t>CHE</w:t>
                             </w:r>
                             <w:r>
                               <w:rPr>
                                 <w:rFonts w:ascii="Arial"/>
                                 <w:b/>
+                                <w:sz w:val="10"/>
+                                <w:szCs w:val="20"/>
+                              </w:rPr>
+                              <w:t>C</w:t>
+                            </w:r>
+                            <w:r>
+                              <w:rPr>
+                                <w:rFonts w:ascii="Arial"/>
+                                <w:b/>
+                                <w:sz w:val="10"/>
+                                <w:szCs w:val="20"/>
+                              </w:rPr>
+                              <w:t xml:space="preserve">K </w:t>
+                            </w:r>
+                            <w:r>
+                              <w:rPr>
+                                <w:rFonts w:ascii="Arial"/>
+                                <w:b/>
                                 <w:spacing w:val="-5"/>
-                                <w:sz w:val="12"/>
+                                <w:sz w:val="10"/>
+                                <w:szCs w:val="20"/>
                               </w:rPr>
                               <w:t>OUT</w:t>
                             </w:r>
@@ -2190,7 +2258,8 @@
                               <w:rPr>
                                 <w:rFonts w:ascii="Arial"/>
                                 <w:b/>
-                                <w:sz w:val="12"/>
+                                <w:sz w:val="10"/>
+                                <w:szCs w:val="20"/>
                               </w:rPr>
                             </w:pPr>
                             <w:r>
@@ -2198,7 +2267,8 @@
                                 <w:rFonts w:ascii="Arial"/>
                                 <w:b/>
                                 <w:spacing w:val="-4"/>
-                                <w:sz w:val="12"/>
+                                <w:sz w:val="10"/>
+                                <w:szCs w:val="20"/>
                               </w:rPr>
                               <w:t>LATE</w:t>
                             </w:r>
@@ -2216,7 +2286,8 @@
                               <w:rPr>
                                 <w:rFonts w:ascii="Arial"/>
                                 <w:b/>
-                                <w:sz w:val="12"/>
+                                <w:sz w:val="10"/>
+                                <w:szCs w:val="20"/>
                               </w:rPr>
                             </w:pPr>
                             <w:r>
@@ -2224,7 +2295,8 @@
                                 <w:rFonts w:ascii="Arial"/>
                                 <w:b/>
                                 <w:spacing w:val="-2"/>
-                                <w:sz w:val="12"/>
+                                <w:sz w:val="10"/>
+                                <w:szCs w:val="20"/>
                               </w:rPr>
                               <w:t>UNDERTIME</w:t>
                             </w:r>
@@ -2246,29 +2318,17 @@
                               <w:rPr>
                                 <w:rFonts w:ascii="Times New Roman" w:eastAsia="Times New Roman" w:hAnsi="Times New Roman" w:cs="Times New Roman"/>
                                 <w:b/>
-                                <w:sz w:val="16"/>
+                                <w:sz w:val="14"/>
+                                <w:szCs w:val="20"/>
                               </w:rPr>
                             </w:pPr>
                             <w:r>
                               <w:rPr>
                                 <w:b/>
-                                <w:sz w:val="16"/>
-                              </w:rPr>
-                              <w:t>${row</w:t>
-                            </w:r>
-                            <w:r>
-                              <w:rPr>
-                                <w:b/>
-                                <w:sz w:val="16"/>
-                              </w:rPr>
-                              <w:t>2</w:t>
-                            </w:r>
-                            <w:r>
-                              <w:rPr>
-                                <w:b/>
-                                <w:sz w:val="16"/>
-                              </w:rPr>
-                              <w:t>}</w:t>
+                                <w:sz w:val="14"/>
+                                <w:szCs w:val="20"/>
+                              </w:rPr>
+                              <w:t>${row1}</w:t>
                             </w:r>
                           </w:p>
                         </w:tc>
@@ -2282,15 +2342,17 @@
                               <w:jc w:val="center"/>
                               <w:rPr>
                                 <w:b/>
-                                <w:sz w:val="16"/>
+                                <w:sz w:val="14"/>
+                                <w:szCs w:val="20"/>
                               </w:rPr>
                             </w:pPr>
                             <w:r>
                               <w:rPr>
                                 <w:b/>
-                                <w:sz w:val="16"/>
-                              </w:rPr>
-                              <w:t>${d2}</w:t>
+                                <w:sz w:val="14"/>
+                                <w:szCs w:val="20"/>
+                              </w:rPr>
+                              <w:t>${d1}</w:t>
                             </w:r>
                           </w:p>
                         </w:tc>
@@ -2304,15 +2366,17 @@
                               <w:jc w:val="center"/>
                               <w:rPr>
                                 <w:b/>
-                                <w:sz w:val="16"/>
+                                <w:sz w:val="14"/>
+                                <w:szCs w:val="20"/>
                               </w:rPr>
                             </w:pPr>
                             <w:r>
                               <w:rPr>
                                 <w:b/>
-                                <w:sz w:val="16"/>
-                              </w:rPr>
-                              <w:t>${in2}</w:t>
+                                <w:sz w:val="14"/>
+                                <w:szCs w:val="20"/>
+                              </w:rPr>
+                              <w:t>${in1}</w:t>
                             </w:r>
                           </w:p>
                         </w:tc>
@@ -2326,15 +2390,17 @@
                               <w:jc w:val="center"/>
                               <w:rPr>
                                 <w:b/>
-                                <w:sz w:val="16"/>
+                                <w:sz w:val="14"/>
+                                <w:szCs w:val="20"/>
                               </w:rPr>
                             </w:pPr>
                             <w:r>
                               <w:rPr>
                                 <w:b/>
-                                <w:sz w:val="16"/>
-                              </w:rPr>
-                              <w:t>${bout2}</w:t>
+                                <w:sz w:val="14"/>
+                                <w:szCs w:val="20"/>
+                              </w:rPr>
+                              <w:t>${bout1}</w:t>
                             </w:r>
                           </w:p>
                         </w:tc>
@@ -2348,15 +2414,17 @@
                               <w:jc w:val="center"/>
                               <w:rPr>
                                 <w:b/>
-                                <w:sz w:val="16"/>
+                                <w:sz w:val="14"/>
+                                <w:szCs w:val="20"/>
                               </w:rPr>
                             </w:pPr>
                             <w:r>
                               <w:rPr>
                                 <w:b/>
-                                <w:sz w:val="16"/>
-                              </w:rPr>
-                              <w:t>${bin2}</w:t>
+                                <w:sz w:val="14"/>
+                                <w:szCs w:val="20"/>
+                              </w:rPr>
+                              <w:t>${bin1}</w:t>
                             </w:r>
                           </w:p>
                         </w:tc>
@@ -2370,15 +2438,17 @@
                               <w:jc w:val="center"/>
                               <w:rPr>
                                 <w:b/>
-                                <w:sz w:val="16"/>
+                                <w:sz w:val="14"/>
+                                <w:szCs w:val="20"/>
                               </w:rPr>
                             </w:pPr>
                             <w:r>
                               <w:rPr>
                                 <w:b/>
-                                <w:sz w:val="16"/>
-                              </w:rPr>
-                              <w:t>${out2}</w:t>
+                                <w:sz w:val="14"/>
+                                <w:szCs w:val="20"/>
+                              </w:rPr>
+                              <w:t>${out1}</w:t>
                             </w:r>
                           </w:p>
                         </w:tc>
@@ -2388,36 +2458,19 @@
                           </w:tcPr>
                           <w:p>
                             <w:pPr>
-                              <w:pStyle w:val="TableParagraph"/>
                               <w:jc w:val="center"/>
                               <w:rPr>
-                                <w:rFonts w:ascii="Arial" w:hAnsi="Arial" w:cs="Arial"/>
-                                <w:sz w:val="18"/>
+                                <w:sz w:val="10"/>
+                                <w:szCs w:val="16"/>
                               </w:rPr>
                             </w:pPr>
                             <w:r>
                               <w:rPr>
-                                <w:rFonts w:ascii="Arial" w:hAnsi="Arial" w:cs="Arial"/>
-                                <w:b/>
-                                <w:sz w:val="16"/>
-                              </w:rPr>
-                              <w:t>${late</w:t>
-                            </w:r>
-                            <w:r>
-                              <w:rPr>
-                                <w:rFonts w:ascii="Arial" w:hAnsi="Arial" w:cs="Arial"/>
-                                <w:b/>
-                                <w:sz w:val="16"/>
-                              </w:rPr>
-                              <w:t>2</w:t>
-                            </w:r>
-                            <w:r>
-                              <w:rPr>
-                                <w:rFonts w:ascii="Arial" w:hAnsi="Arial" w:cs="Arial"/>
-                                <w:b/>
-                                <w:sz w:val="16"/>
-                              </w:rPr>
-                              <w:t>}</w:t>
+                                <w:b/>
+                                <w:sz w:val="10"/>
+                                <w:szCs w:val="16"/>
+                              </w:rPr>
+                              <w:t>${late1}</w:t>
                             </w:r>
                           </w:p>
                         </w:tc>
@@ -2427,44 +2480,35 @@
                           </w:tcPr>
                           <w:p>
                             <w:pPr>
-                              <w:pStyle w:val="TableParagraph"/>
                               <w:jc w:val="center"/>
                               <w:rPr>
-                                <w:rFonts w:ascii="Arial" w:hAnsi="Arial" w:cs="Arial"/>
-                                <w:sz w:val="18"/>
+                                <w:sz w:val="10"/>
+                                <w:szCs w:val="16"/>
                               </w:rPr>
                             </w:pPr>
                             <w:r>
                               <w:rPr>
-                                <w:rFonts w:ascii="Arial" w:hAnsi="Arial" w:cs="Arial"/>
-                                <w:b/>
-                                <w:sz w:val="16"/>
-                              </w:rPr>
-                              <w:t>$</w:t>
+                                <w:b/>
+                                <w:sz w:val="10"/>
+                                <w:szCs w:val="16"/>
+                              </w:rPr>
+                              <w:t>${</w:t>
                             </w:r>
                             <w:r>
                               <w:rPr>
-                                <w:rFonts w:ascii="Arial" w:hAnsi="Arial" w:cs="Arial"/>
-                                <w:b/>
-                                <w:sz w:val="16"/>
-                              </w:rPr>
-                              <w:t>{under</w:t>
+                                <w:b/>
+                                <w:sz w:val="10"/>
+                                <w:szCs w:val="16"/>
+                              </w:rPr>
+                              <w:t>under</w:t>
                             </w:r>
                             <w:r>
                               <w:rPr>
-                                <w:rFonts w:ascii="Arial" w:hAnsi="Arial" w:cs="Arial"/>
-                                <w:b/>
-                                <w:sz w:val="16"/>
-                              </w:rPr>
-                              <w:t>2</w:t>
-                            </w:r>
-                            <w:r>
-                              <w:rPr>
-                                <w:rFonts w:ascii="Arial" w:hAnsi="Arial" w:cs="Arial"/>
-                                <w:b/>
-                                <w:sz w:val="16"/>
-                              </w:rPr>
-                              <w:t>}</w:t>
+                                <w:b/>
+                                <w:sz w:val="10"/>
+                                <w:szCs w:val="16"/>
+                              </w:rPr>
+                              <w:t>1}</w:t>
                             </w:r>
                           </w:p>
                         </w:tc>
@@ -2755,7 +2799,7 @@
         <mc:AlternateContent>
           <mc:Choice Requires="wps">
             <w:drawing>
-              <wp:anchor distT="0" distB="0" distL="0" distR="0" simplePos="0" relativeHeight="251658240" behindDoc="1" locked="0" layoutInCell="1" allowOverlap="1">
+              <wp:anchor distT="0" distB="0" distL="0" distR="0" simplePos="0" relativeHeight="251658240" behindDoc="1" locked="0" layoutInCell="1" allowOverlap="1" wp14:anchorId="11CF7FDD" wp14:editId="6068F595">
                 <wp:simplePos x="0" y="0"/>
                 <wp:positionH relativeFrom="page">
                   <wp:posOffset>677291</wp:posOffset>
@@ -2835,7 +2879,7 @@
         <mc:AlternateContent>
           <mc:Choice Requires="wps">
             <w:drawing>
-              <wp:anchor distT="0" distB="0" distL="0" distR="0" simplePos="0" relativeHeight="251659264" behindDoc="1" locked="0" layoutInCell="1" allowOverlap="1">
+              <wp:anchor distT="0" distB="0" distL="0" distR="0" simplePos="0" relativeHeight="251659264" behindDoc="1" locked="0" layoutInCell="1" allowOverlap="1" wp14:anchorId="35A24D17" wp14:editId="2E743DC7">
                 <wp:simplePos x="0" y="0"/>
                 <wp:positionH relativeFrom="page">
                   <wp:posOffset>4277233</wp:posOffset>
@@ -2984,7 +3028,7 @@
 </file>
 
 <file path=word/endnotes.xml><?xml version="1.0" encoding="utf-8"?>
-<w:endnotes xmlns:wpc="http://schemas.microsoft.com/office/word/2010/wordprocessingCanvas" xmlns:cx="http://schemas.microsoft.com/office/drawing/2014/chartex" xmlns:cx1="http://schemas.microsoft.com/office/drawing/2015/9/8/chartex" xmlns:cx2="http://schemas.microsoft.com/office/drawing/2015/10/21/chartex" xmlns:cx3="http://schemas.microsoft.com/office/drawing/2016/5/9/chartex" xmlns:cx4="http://schemas.microsoft.com/office/drawing/2016/5/10/chartex" xmlns:cx5="http://schemas.microsoft.com/office/drawing/2016/5/11/chartex" xmlns:cx6="http://schemas.microsoft.com/office/drawing/2016/5/12/chartex" xmlns:cx7="http://schemas.microsoft.com/office/drawing/2016/5/13/chartex" xmlns:cx8="http://schemas.microsoft.com/office/drawing/2016/5/14/chartex" xmlns:mc="http://schemas.openxmlformats.org/markup-compatibility/2006" xmlns:aink="http://schemas.microsoft.com/office/drawing/2016/ink" xmlns:am3d="http://schemas.microsoft.com/office/drawing/2017/model3d" xmlns:o="urn:schemas-microsoft-com:office:office" xmlns:r="http://schemas.openxmlformats.org/officeDocument/2006/relationships" xmlns:m="http://schemas.openxmlformats.org/officeDocument/2006/math" xmlns:v="urn:schemas-microsoft-com:vml" xmlns:wp14="http://schemas.microsoft.com/office/word/2010/wordprocessingDrawing" xmlns:wp="http://schemas.openxmlformats.org/drawingml/2006/wordprocessingDrawing" xmlns:w10="urn:schemas-microsoft-com:office:word" xmlns:w="http://schemas.openxmlformats.org/wordprocessingml/2006/main" xmlns:w14="http://schemas.microsoft.com/office/word/2010/wordml" xmlns:w15="http://schemas.microsoft.com/office/word/2012/wordml" xmlns:w16cid="http://schemas.microsoft.com/office/word/2016/wordml/cid" xmlns:w16se="http://schemas.microsoft.com/office/word/2015/wordml/symex" xmlns:wpg="http://schemas.microsoft.com/office/word/2010/wordprocessingGroup" xmlns:wpi="http://schemas.microsoft.com/office/word/2010/wordprocessingInk" xmlns:wne="http://schemas.microsoft.com/office/word/2006/wordml" xmlns:wps="http://schemas.microsoft.com/office/word/2010/wordprocessingShape" mc:Ignorable="w14 w15 w16se w16cid wp14">
+<w:endnotes xmlns:wpc="http://schemas.microsoft.com/office/word/2010/wordprocessingCanvas" xmlns:cx="http://schemas.microsoft.com/office/drawing/2014/chartex" xmlns:cx1="http://schemas.microsoft.com/office/drawing/2015/9/8/chartex" xmlns:cx2="http://schemas.microsoft.com/office/drawing/2015/10/21/chartex" xmlns:cx3="http://schemas.microsoft.com/office/drawing/2016/5/9/chartex" xmlns:cx4="http://schemas.microsoft.com/office/drawing/2016/5/10/chartex" xmlns:cx5="http://schemas.microsoft.com/office/drawing/2016/5/11/chartex" xmlns:cx6="http://schemas.microsoft.com/office/drawing/2016/5/12/chartex" xmlns:cx7="http://schemas.microsoft.com/office/drawing/2016/5/13/chartex" xmlns:cx8="http://schemas.microsoft.com/office/drawing/2016/5/14/chartex" xmlns:mc="http://schemas.openxmlformats.org/markup-compatibility/2006" xmlns:aink="http://schemas.microsoft.com/office/drawing/2016/ink" xmlns:am3d="http://schemas.microsoft.com/office/drawing/2017/model3d" xmlns:o="urn:schemas-microsoft-com:office:office" xmlns:oel="http://schemas.microsoft.com/office/2019/extlst" xmlns:r="http://schemas.openxmlformats.org/officeDocument/2006/relationships" xmlns:m="http://schemas.openxmlformats.org/officeDocument/2006/math" xmlns:v="urn:schemas-microsoft-com:vml" xmlns:wp14="http://schemas.microsoft.com/office/word/2010/wordprocessingDrawing" xmlns:wp="http://schemas.openxmlformats.org/drawingml/2006/wordprocessingDrawing" xmlns:w10="urn:schemas-microsoft-com:office:word" xmlns:w="http://schemas.openxmlformats.org/wordprocessingml/2006/main" xmlns:w14="http://schemas.microsoft.com/office/word/2010/wordml" xmlns:w15="http://schemas.microsoft.com/office/word/2012/wordml" xmlns:w16cex="http://schemas.microsoft.com/office/word/2018/wordml/cex" xmlns:w16cid="http://schemas.microsoft.com/office/word/2016/wordml/cid" xmlns:w16="http://schemas.microsoft.com/office/word/2018/wordml" xmlns:w16du="http://schemas.microsoft.com/office/word/2023/wordml/word16du" xmlns:w16sdtdh="http://schemas.microsoft.com/office/word/2020/wordml/sdtdatahash" xmlns:w16sdtfl="http://schemas.microsoft.com/office/word/2024/wordml/sdtformatlock" xmlns:w16se="http://schemas.microsoft.com/office/word/2015/wordml/symex" xmlns:wpg="http://schemas.microsoft.com/office/word/2010/wordprocessingGroup" xmlns:wpi="http://schemas.microsoft.com/office/word/2010/wordprocessingInk" xmlns:wne="http://schemas.microsoft.com/office/word/2006/wordml" xmlns:wps="http://schemas.microsoft.com/office/word/2010/wordprocessingShape" mc:Ignorable="w14 w15 w16se w16cid w16 w16cex w16sdtdh w16sdtfl w16du wp14">
   <w:endnote w:type="separator" w:id="-1">
     <w:p>
       <w:r>
@@ -3003,7 +3047,7 @@
 </file>
 
 <file path=word/footer1.xml><?xml version="1.0" encoding="utf-8"?>
-<w:ftr xmlns:wpc="http://schemas.microsoft.com/office/word/2010/wordprocessingCanvas" xmlns:cx="http://schemas.microsoft.com/office/drawing/2014/chartex" xmlns:cx1="http://schemas.microsoft.com/office/drawing/2015/9/8/chartex" xmlns:cx2="http://schemas.microsoft.com/office/drawing/2015/10/21/chartex" xmlns:cx3="http://schemas.microsoft.com/office/drawing/2016/5/9/chartex" xmlns:cx4="http://schemas.microsoft.com/office/drawing/2016/5/10/chartex" xmlns:cx5="http://schemas.microsoft.com/office/drawing/2016/5/11/chartex" xmlns:cx6="http://schemas.microsoft.com/office/drawing/2016/5/12/chartex" xmlns:cx7="http://schemas.microsoft.com/office/drawing/2016/5/13/chartex" xmlns:cx8="http://schemas.microsoft.com/office/drawing/2016/5/14/chartex" xmlns:mc="http://schemas.openxmlformats.org/markup-compatibility/2006" xmlns:aink="http://schemas.microsoft.com/office/drawing/2016/ink" xmlns:am3d="http://schemas.microsoft.com/office/drawing/2017/model3d" xmlns:o="urn:schemas-microsoft-com:office:office" xmlns:r="http://schemas.openxmlformats.org/officeDocument/2006/relationships" xmlns:m="http://schemas.openxmlformats.org/officeDocument/2006/math" xmlns:v="urn:schemas-microsoft-com:vml" xmlns:wp14="http://schemas.microsoft.com/office/word/2010/wordprocessingDrawing" xmlns:wp="http://schemas.openxmlformats.org/drawingml/2006/wordprocessingDrawing" xmlns:w10="urn:schemas-microsoft-com:office:word" xmlns:w="http://schemas.openxmlformats.org/wordprocessingml/2006/main" xmlns:w14="http://schemas.microsoft.com/office/word/2010/wordml" xmlns:w15="http://schemas.microsoft.com/office/word/2012/wordml" xmlns:w16cid="http://schemas.microsoft.com/office/word/2016/wordml/cid" xmlns:w16se="http://schemas.microsoft.com/office/word/2015/wordml/symex" xmlns:wpg="http://schemas.microsoft.com/office/word/2010/wordprocessingGroup" xmlns:wpi="http://schemas.microsoft.com/office/word/2010/wordprocessingInk" xmlns:wne="http://schemas.microsoft.com/office/word/2006/wordml" xmlns:wps="http://schemas.microsoft.com/office/word/2010/wordprocessingShape" mc:Ignorable="w14 w15 w16se w16cid wp14">
+<w:ftr xmlns:wpc="http://schemas.microsoft.com/office/word/2010/wordprocessingCanvas" xmlns:cx="http://schemas.microsoft.com/office/drawing/2014/chartex" xmlns:cx1="http://schemas.microsoft.com/office/drawing/2015/9/8/chartex" xmlns:cx2="http://schemas.microsoft.com/office/drawing/2015/10/21/chartex" xmlns:cx3="http://schemas.microsoft.com/office/drawing/2016/5/9/chartex" xmlns:cx4="http://schemas.microsoft.com/office/drawing/2016/5/10/chartex" xmlns:cx5="http://schemas.microsoft.com/office/drawing/2016/5/11/chartex" xmlns:cx6="http://schemas.microsoft.com/office/drawing/2016/5/12/chartex" xmlns:cx7="http://schemas.microsoft.com/office/drawing/2016/5/13/chartex" xmlns:cx8="http://schemas.microsoft.com/office/drawing/2016/5/14/chartex" xmlns:mc="http://schemas.openxmlformats.org/markup-compatibility/2006" xmlns:aink="http://schemas.microsoft.com/office/drawing/2016/ink" xmlns:am3d="http://schemas.microsoft.com/office/drawing/2017/model3d" xmlns:o="urn:schemas-microsoft-com:office:office" xmlns:oel="http://schemas.microsoft.com/office/2019/extlst" xmlns:r="http://schemas.openxmlformats.org/officeDocument/2006/relationships" xmlns:m="http://schemas.openxmlformats.org/officeDocument/2006/math" xmlns:v="urn:schemas-microsoft-com:vml" xmlns:wp14="http://schemas.microsoft.com/office/word/2010/wordprocessingDrawing" xmlns:wp="http://schemas.openxmlformats.org/drawingml/2006/wordprocessingDrawing" xmlns:w10="urn:schemas-microsoft-com:office:word" xmlns:w="http://schemas.openxmlformats.org/wordprocessingml/2006/main" xmlns:w14="http://schemas.microsoft.com/office/word/2010/wordml" xmlns:w15="http://schemas.microsoft.com/office/word/2012/wordml" xmlns:w16cex="http://schemas.microsoft.com/office/word/2018/wordml/cex" xmlns:w16cid="http://schemas.microsoft.com/office/word/2016/wordml/cid" xmlns:w16="http://schemas.microsoft.com/office/word/2018/wordml" xmlns:w16du="http://schemas.microsoft.com/office/word/2023/wordml/word16du" xmlns:w16sdtdh="http://schemas.microsoft.com/office/word/2020/wordml/sdtdatahash" xmlns:w16sdtfl="http://schemas.microsoft.com/office/word/2024/wordml/sdtformatlock" xmlns:w16se="http://schemas.microsoft.com/office/word/2015/wordml/symex" xmlns:wpg="http://schemas.microsoft.com/office/word/2010/wordprocessingGroup" xmlns:wpi="http://schemas.microsoft.com/office/word/2010/wordprocessingInk" xmlns:wne="http://schemas.microsoft.com/office/word/2006/wordml" xmlns:wps="http://schemas.microsoft.com/office/word/2010/wordprocessingShape" mc:Ignorable="w14 w15 w16se w16cid w16 w16cex w16sdtdh w16sdtfl w16du wp14">
   <w:p>
     <w:pPr>
       <w:pStyle w:val="BodyText"/>
@@ -3022,7 +3066,7 @@
       <mc:AlternateContent>
         <mc:Choice Requires="wps">
           <w:drawing>
-            <wp:anchor distT="0" distB="0" distL="0" distR="0" simplePos="0" relativeHeight="486766080" behindDoc="1" locked="0" layoutInCell="1" allowOverlap="1">
+            <wp:anchor distT="0" distB="0" distL="0" distR="0" simplePos="0" relativeHeight="486766080" behindDoc="1" locked="0" layoutInCell="1" allowOverlap="1" wp14:anchorId="1763A419" wp14:editId="649B0D00">
               <wp:simplePos x="0" y="0"/>
               <wp:positionH relativeFrom="page">
                 <wp:posOffset>677291</wp:posOffset>
@@ -3103,7 +3147,7 @@
       <mc:AlternateContent>
         <mc:Choice Requires="wps">
           <w:drawing>
-            <wp:anchor distT="0" distB="0" distL="0" distR="0" simplePos="0" relativeHeight="486766592" behindDoc="1" locked="0" layoutInCell="1" allowOverlap="1">
+            <wp:anchor distT="0" distB="0" distL="0" distR="0" simplePos="0" relativeHeight="486766592" behindDoc="1" locked="0" layoutInCell="1" allowOverlap="1" wp14:anchorId="2B4EA280" wp14:editId="02BCD8C1">
               <wp:simplePos x="0" y="0"/>
               <wp:positionH relativeFrom="page">
                 <wp:posOffset>4277233</wp:posOffset>
@@ -3184,7 +3228,7 @@
       <mc:AlternateContent>
         <mc:Choice Requires="wps">
           <w:drawing>
-            <wp:anchor distT="0" distB="0" distL="0" distR="0" simplePos="0" relativeHeight="486767104" behindDoc="1" locked="0" layoutInCell="1" allowOverlap="1">
+            <wp:anchor distT="0" distB="0" distL="0" distR="0" simplePos="0" relativeHeight="486767104" behindDoc="1" locked="0" layoutInCell="1" allowOverlap="1" wp14:anchorId="21D405D5" wp14:editId="5DF08C2E">
               <wp:simplePos x="0" y="0"/>
               <wp:positionH relativeFrom="page">
                 <wp:posOffset>1411605</wp:posOffset>
@@ -3245,11 +3289,11 @@
         </mc:Choice>
         <mc:Fallback>
           <w:pict>
-            <v:shapetype id="_x0000_t202" coordsize="21600,21600" o:spt="202" path="m,l,21600r21600,l21600,xe">
+            <v:shapetype w14:anchorId="21D405D5" id="_x0000_t202" coordsize="21600,21600" o:spt="202" path="m,l,21600r21600,l21600,xe">
               <v:stroke joinstyle="miter"/>
               <v:path gradientshapeok="t" o:connecttype="rect"/>
             </v:shapetype>
-            <v:shape id="Textbox 3" o:spid="_x0000_s1028" type="#_x0000_t202" style="position:absolute;margin-left:111.15pt;margin-top:761.75pt;width:89.55pt;height:12.1pt;z-index:-16549376;visibility:visible;mso-wrap-style:square;mso-wrap-distance-left:0;mso-wrap-distance-top:0;mso-wrap-distance-right:0;mso-wrap-distance-bottom:0;mso-position-horizontal:absolute;mso-position-horizontal-relative:page;mso-position-vertical:absolute;mso-position-vertical-relative:page;v-text-anchor:top" o:gfxdata="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" filled="f" stroked="f">
+            <v:shape id="Textbox 3" o:spid="_x0000_s1028" type="#_x0000_t202" style="position:absolute;margin-left:111.15pt;margin-top:761.75pt;width:89.55pt;height:12.1pt;z-index:-16549376;visibility:visible;mso-wrap-style:square;mso-wrap-distance-left:0;mso-wrap-distance-top:0;mso-wrap-distance-right:0;mso-wrap-distance-bottom:0;mso-position-horizontal:absolute;mso-position-horizontal-relative:page;mso-position-vertical:absolute;mso-position-vertical-relative:page;v-text-anchor:top" o:gfxdata="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" filled="f" stroked="f">
               <v:textbox inset="0,0,0,0">
                 <w:txbxContent>
                   <w:p>
@@ -3285,7 +3329,7 @@
       <mc:AlternateContent>
         <mc:Choice Requires="wps">
           <w:drawing>
-            <wp:anchor distT="0" distB="0" distL="0" distR="0" simplePos="0" relativeHeight="486767616" behindDoc="1" locked="0" layoutInCell="1" allowOverlap="1">
+            <wp:anchor distT="0" distB="0" distL="0" distR="0" simplePos="0" relativeHeight="486767616" behindDoc="1" locked="0" layoutInCell="1" allowOverlap="1" wp14:anchorId="703E9C58" wp14:editId="2D00E1CB">
               <wp:simplePos x="0" y="0"/>
               <wp:positionH relativeFrom="page">
                 <wp:posOffset>5011546</wp:posOffset>
@@ -3346,7 +3390,7 @@
         </mc:Choice>
         <mc:Fallback>
           <w:pict>
-            <v:shape id="Textbox 4" o:spid="_x0000_s1029" type="#_x0000_t202" style="position:absolute;margin-left:394.6pt;margin-top:761.75pt;width:89.55pt;height:12.1pt;z-index:-16548864;visibility:visible;mso-wrap-style:square;mso-wrap-distance-left:0;mso-wrap-distance-top:0;mso-wrap-distance-right:0;mso-wrap-distance-bottom:0;mso-position-horizontal:absolute;mso-position-horizontal-relative:page;mso-position-vertical:absolute;mso-position-vertical-relative:page;v-text-anchor:top" o:gfxdata="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" filled="f" stroked="f">
+            <v:shape w14:anchorId="703E9C58" id="Textbox 4" o:spid="_x0000_s1029" type="#_x0000_t202" style="position:absolute;margin-left:394.6pt;margin-top:761.75pt;width:89.55pt;height:12.1pt;z-index:-16548864;visibility:visible;mso-wrap-style:square;mso-wrap-distance-left:0;mso-wrap-distance-top:0;mso-wrap-distance-right:0;mso-wrap-distance-bottom:0;mso-position-horizontal:absolute;mso-position-horizontal-relative:page;mso-position-vertical:absolute;mso-position-vertical-relative:page;v-text-anchor:top" o:gfxdata="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" filled="f" stroked="f">
               <v:textbox inset="0,0,0,0">
                 <w:txbxContent>
                   <w:p>
@@ -3382,7 +3426,7 @@
       <mc:AlternateContent>
         <mc:Choice Requires="wps">
           <w:drawing>
-            <wp:anchor distT="0" distB="0" distL="0" distR="0" simplePos="0" relativeHeight="486768128" behindDoc="1" locked="0" layoutInCell="1" allowOverlap="1">
+            <wp:anchor distT="0" distB="0" distL="0" distR="0" simplePos="0" relativeHeight="486768128" behindDoc="1" locked="0" layoutInCell="1" allowOverlap="1" wp14:anchorId="15E2EC1C" wp14:editId="3D88ACF6">
               <wp:simplePos x="0" y="0"/>
               <wp:positionH relativeFrom="page">
                 <wp:posOffset>383413</wp:posOffset>
@@ -3447,7 +3491,7 @@
         </mc:Choice>
         <mc:Fallback>
           <w:pict>
-            <v:shape id="Textbox 5" o:spid="_x0000_s1030" type="#_x0000_t202" style="position:absolute;margin-left:30.2pt;margin-top:771.05pt;width:24.85pt;height:5.4pt;z-index:-16548352;visibility:visible;mso-wrap-style:square;mso-wrap-distance-left:0;mso-wrap-distance-top:0;mso-wrap-distance-right:0;mso-wrap-distance-bottom:0;mso-position-horizontal:absolute;mso-position-horizontal-relative:page;mso-position-vertical:absolute;mso-position-vertical-relative:page;v-text-anchor:top" o:gfxdata="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" filled="f" stroked="f">
+            <v:shape w14:anchorId="15E2EC1C" id="Textbox 5" o:spid="_x0000_s1030" type="#_x0000_t202" style="position:absolute;margin-left:30.2pt;margin-top:771.05pt;width:24.85pt;height:5.4pt;z-index:-16548352;visibility:visible;mso-wrap-style:square;mso-wrap-distance-left:0;mso-wrap-distance-top:0;mso-wrap-distance-right:0;mso-wrap-distance-bottom:0;mso-position-horizontal:absolute;mso-position-horizontal-relative:page;mso-position-vertical:absolute;mso-position-vertical-relative:page;v-text-anchor:top" o:gfxdata="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" filled="f" stroked="f">
               <v:textbox inset="0,0,0,0">
                 <w:txbxContent>
                   <w:p>
@@ -3487,7 +3531,7 @@
       <mc:AlternateContent>
         <mc:Choice Requires="wps">
           <w:drawing>
-            <wp:anchor distT="0" distB="0" distL="0" distR="0" simplePos="0" relativeHeight="486768640" behindDoc="1" locked="0" layoutInCell="1" allowOverlap="1">
+            <wp:anchor distT="0" distB="0" distL="0" distR="0" simplePos="0" relativeHeight="486768640" behindDoc="1" locked="0" layoutInCell="1" allowOverlap="1" wp14:anchorId="3F603B73" wp14:editId="69D57BB3">
               <wp:simplePos x="0" y="0"/>
               <wp:positionH relativeFrom="page">
                 <wp:posOffset>3983354</wp:posOffset>
@@ -3552,7 +3596,7 @@
         </mc:Choice>
         <mc:Fallback>
           <w:pict>
-            <v:shape id="Textbox 6" o:spid="_x0000_s1031" type="#_x0000_t202" style="position:absolute;margin-left:313.65pt;margin-top:771.05pt;width:24.85pt;height:5.4pt;z-index:-16547840;visibility:visible;mso-wrap-style:square;mso-wrap-distance-left:0;mso-wrap-distance-top:0;mso-wrap-distance-right:0;mso-wrap-distance-bottom:0;mso-position-horizontal:absolute;mso-position-horizontal-relative:page;mso-position-vertical:absolute;mso-position-vertical-relative:page;v-text-anchor:top" o:gfxdata="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" filled="f" stroked="f">
+            <v:shape w14:anchorId="3F603B73" id="Textbox 6" o:spid="_x0000_s1031" type="#_x0000_t202" style="position:absolute;margin-left:313.65pt;margin-top:771.05pt;width:24.85pt;height:5.4pt;z-index:-16547840;visibility:visible;mso-wrap-style:square;mso-wrap-distance-left:0;mso-wrap-distance-top:0;mso-wrap-distance-right:0;mso-wrap-distance-bottom:0;mso-position-horizontal:absolute;mso-position-horizontal-relative:page;mso-position-vertical:absolute;mso-position-vertical-relative:page;v-text-anchor:top" o:gfxdata="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" filled="f" stroked="f">
               <v:textbox inset="0,0,0,0">
                 <w:txbxContent>
                   <w:p>
@@ -3588,7 +3632,7 @@
 </file>
 
 <file path=word/footnotes.xml><?xml version="1.0" encoding="utf-8"?>
-<w:footnotes xmlns:wpc="http://schemas.microsoft.com/office/word/2010/wordprocessingCanvas" xmlns:cx="http://schemas.microsoft.com/office/drawing/2014/chartex" xmlns:cx1="http://schemas.microsoft.com/office/drawing/2015/9/8/chartex" xmlns:cx2="http://schemas.microsoft.com/office/drawing/2015/10/21/chartex" xmlns:cx3="http://schemas.microsoft.com/office/drawing/2016/5/9/chartex" xmlns:cx4="http://schemas.microsoft.com/office/drawing/2016/5/10/chartex" xmlns:cx5="http://schemas.microsoft.com/office/drawing/2016/5/11/chartex" xmlns:cx6="http://schemas.microsoft.com/office/drawing/2016/5/12/chartex" xmlns:cx7="http://schemas.microsoft.com/office/drawing/2016/5/13/chartex" xmlns:cx8="http://schemas.microsoft.com/office/drawing/2016/5/14/chartex" xmlns:mc="http://schemas.openxmlformats.org/markup-compatibility/2006" xmlns:aink="http://schemas.microsoft.com/office/drawing/2016/ink" xmlns:am3d="http://schemas.microsoft.com/office/drawing/2017/model3d" xmlns:o="urn:schemas-microsoft-com:office:office" xmlns:r="http://schemas.openxmlformats.org/officeDocument/2006/relationships" xmlns:m="http://schemas.openxmlformats.org/officeDocument/2006/math" xmlns:v="urn:schemas-microsoft-com:vml" xmlns:wp14="http://schemas.microsoft.com/office/word/2010/wordprocessingDrawing" xmlns:wp="http://schemas.openxmlformats.org/drawingml/2006/wordprocessingDrawing" xmlns:w10="urn:schemas-microsoft-com:office:word" xmlns:w="http://schemas.openxmlformats.org/wordprocessingml/2006/main" xmlns:w14="http://schemas.microsoft.com/office/word/2010/wordml" xmlns:w15="http://schemas.microsoft.com/office/word/2012/wordml" xmlns:w16cid="http://schemas.microsoft.com/office/word/2016/wordml/cid" xmlns:w16se="http://schemas.microsoft.com/office/word/2015/wordml/symex" xmlns:wpg="http://schemas.microsoft.com/office/word/2010/wordprocessingGroup" xmlns:wpi="http://schemas.microsoft.com/office/word/2010/wordprocessingInk" xmlns:wne="http://schemas.microsoft.com/office/word/2006/wordml" xmlns:wps="http://schemas.microsoft.com/office/word/2010/wordprocessingShape" mc:Ignorable="w14 w15 w16se w16cid wp14">
+<w:footnotes xmlns:wpc="http://schemas.microsoft.com/office/word/2010/wordprocessingCanvas" xmlns:cx="http://schemas.microsoft.com/office/drawing/2014/chartex" xmlns:cx1="http://schemas.microsoft.com/office/drawing/2015/9/8/chartex" xmlns:cx2="http://schemas.microsoft.com/office/drawing/2015/10/21/chartex" xmlns:cx3="http://schemas.microsoft.com/office/drawing/2016/5/9/chartex" xmlns:cx4="http://schemas.microsoft.com/office/drawing/2016/5/10/chartex" xmlns:cx5="http://schemas.microsoft.com/office/drawing/2016/5/11/chartex" xmlns:cx6="http://schemas.microsoft.com/office/drawing/2016/5/12/chartex" xmlns:cx7="http://schemas.microsoft.com/office/drawing/2016/5/13/chartex" xmlns:cx8="http://schemas.microsoft.com/office/drawing/2016/5/14/chartex" xmlns:mc="http://schemas.openxmlformats.org/markup-compatibility/2006" xmlns:aink="http://schemas.microsoft.com/office/drawing/2016/ink" xmlns:am3d="http://schemas.microsoft.com/office/drawing/2017/model3d" xmlns:o="urn:schemas-microsoft-com:office:office" xmlns:oel="http://schemas.microsoft.com/office/2019/extlst" xmlns:r="http://schemas.openxmlformats.org/officeDocument/2006/relationships" xmlns:m="http://schemas.openxmlformats.org/officeDocument/2006/math" xmlns:v="urn:schemas-microsoft-com:vml" xmlns:wp14="http://schemas.microsoft.com/office/word/2010/wordprocessingDrawing" xmlns:wp="http://schemas.openxmlformats.org/drawingml/2006/wordprocessingDrawing" xmlns:w10="urn:schemas-microsoft-com:office:word" xmlns:w="http://schemas.openxmlformats.org/wordprocessingml/2006/main" xmlns:w14="http://schemas.microsoft.com/office/word/2010/wordml" xmlns:w15="http://schemas.microsoft.com/office/word/2012/wordml" xmlns:w16cex="http://schemas.microsoft.com/office/word/2018/wordml/cex" xmlns:w16cid="http://schemas.microsoft.com/office/word/2016/wordml/cid" xmlns:w16="http://schemas.microsoft.com/office/word/2018/wordml" xmlns:w16du="http://schemas.microsoft.com/office/word/2023/wordml/word16du" xmlns:w16sdtdh="http://schemas.microsoft.com/office/word/2020/wordml/sdtdatahash" xmlns:w16sdtfl="http://schemas.microsoft.com/office/word/2024/wordml/sdtformatlock" xmlns:w16se="http://schemas.microsoft.com/office/word/2015/wordml/symex" xmlns:wpg="http://schemas.microsoft.com/office/word/2010/wordprocessingGroup" xmlns:wpi="http://schemas.microsoft.com/office/word/2010/wordprocessingInk" xmlns:wne="http://schemas.microsoft.com/office/word/2006/wordml" xmlns:wps="http://schemas.microsoft.com/office/word/2010/wordprocessingShape" mc:Ignorable="w14 w15 w16se w16cid w16 w16cex w16sdtdh w16sdtfl w16du wp14">
   <w:footnote w:type="separator" w:id="-1">
     <w:p>
       <w:r>
@@ -3607,7 +3651,7 @@
 </file>
 
 <file path=word/styles.xml><?xml version="1.0" encoding="utf-8"?>
-<w:styles xmlns:mc="http://schemas.openxmlformats.org/markup-compatibility/2006" xmlns:r="http://schemas.openxmlformats.org/officeDocument/2006/relationships" xmlns:w="http://schemas.openxmlformats.org/wordprocessingml/2006/main" xmlns:w14="http://schemas.microsoft.com/office/word/2010/wordml" xmlns:w15="http://schemas.microsoft.com/office/word/2012/wordml" xmlns:w16cid="http://schemas.microsoft.com/office/word/2016/wordml/cid" xmlns:w16se="http://schemas.microsoft.com/office/word/2015/wordml/symex" mc:Ignorable="w14 w15 w16se w16cid">
+<w:styles xmlns:mc="http://schemas.openxmlformats.org/markup-compatibility/2006" xmlns:r="http://schemas.openxmlformats.org/officeDocument/2006/relationships" xmlns:w="http://schemas.openxmlformats.org/wordprocessingml/2006/main" xmlns:w14="http://schemas.microsoft.com/office/word/2010/wordml" xmlns:w15="http://schemas.microsoft.com/office/word/2012/wordml" xmlns:w16cex="http://schemas.microsoft.com/office/word/2018/wordml/cex" xmlns:w16cid="http://schemas.microsoft.com/office/word/2016/wordml/cid" xmlns:w16="http://schemas.microsoft.com/office/word/2018/wordml" xmlns:w16du="http://schemas.microsoft.com/office/word/2023/wordml/word16du" xmlns:w16sdtdh="http://schemas.microsoft.com/office/word/2020/wordml/sdtdatahash" xmlns:w16sdtfl="http://schemas.microsoft.com/office/word/2024/wordml/sdtformatlock" xmlns:w16se="http://schemas.microsoft.com/office/word/2015/wordml/symex" mc:Ignorable="w14 w15 w16se w16cid w16 w16cex w16sdtdh w16sdtfl w16du">
   <w:docDefaults>
     <w:rPrDefault>
       <w:rPr>
@@ -3625,7 +3669,7 @@
       </w:pPr>
     </w:pPrDefault>
   </w:docDefaults>
-  <w:latentStyles w:defLockedState="0" w:defUIPriority="99" w:defSemiHidden="0" w:defUnhideWhenUsed="0" w:defQFormat="0" w:count="375">
+  <w:latentStyles w:defLockedState="0" w:defUIPriority="99" w:defSemiHidden="0" w:defUnhideWhenUsed="0" w:defQFormat="0" w:count="376">
     <w:lsdException w:name="Normal" w:uiPriority="0" w:qFormat="1"/>
     <w:lsdException w:name="heading 1" w:uiPriority="9" w:qFormat="1"/>
     <w:lsdException w:name="heading 2" w:semiHidden="1" w:uiPriority="9" w:unhideWhenUsed="1" w:qFormat="1"/>
@@ -4001,6 +4045,7 @@
     <w:lsdException w:name="Smart Hyperlink" w:semiHidden="1" w:unhideWhenUsed="1"/>
     <w:lsdException w:name="Hashtag" w:semiHidden="1" w:unhideWhenUsed="1"/>
     <w:lsdException w:name="Unresolved Mention" w:semiHidden="1" w:unhideWhenUsed="1"/>
+    <w:lsdException w:name="Smart Link" w:semiHidden="1" w:unhideWhenUsed="1"/>
   </w:latentStyles>
   <w:style w:type="paragraph" w:default="1" w:styleId="Normal">
     <w:name w:val="Normal"/>
